--- a/characters/path_rewards/glimmerstone_artifacts_v3.docx
+++ b/characters/path_rewards/glimmerstone_artifacts_v3.docx
@@ -919,7 +919,7 @@
           <w:color w:val="222222"/>
           <w:sz w:val="21"/>
         </w:rPr>
-        <w:t>The Sphere has spent the whole journey quietly pulling loose motes from the air. Now awakened, it holds a swirling jumble of collected aether that powers it from the start, and as the party clears each elemental rift and installs its pure Mote, the Sphere learns that plane's mighty discharge. The Sphere is honest about its bargain: at Session 8 it grants Aether Ward alone (twice per Short Rest), and every one of its five discharges sleeps behind a rift still to be won. This door is the campaign's long game: the quietest of the three at the choosing, and by the end of the arc, the mightiest of them all.</w:t>
+        <w:t>The Sphere has spent the whole journey quietly pulling loose motes from the air. Now awakened, it holds a swirling jumble of collected aether that powers it from the start, and as the party clears each elemental rift and installs its pure Mote, the Sphere learns that plane's mighty discharge. The Sphere is honest about its bargain: at Session 8 it grants Aether Ward alone (twice per Short Rest), and every one of its five discharges sleeps behind a rift still to be won. What it builds toward is a toolbox of five distinct answers on a strict budget (a firestorm, a lull that stills a warband, a wind at every ally's back, the ground turned weapon, and a shadow's hungry pull), each the size of a spell Lilly has no slot to cast, two of them burning for a full minute while her hands stay free for the cannon. The Sphere bridges the gap between an Artificer and a full caster; it never erases it.</w:t>
       </w:r>
     </w:p>
     <w:p>
@@ -1039,6 +1039,36 @@
           <w:color w:val="222222"/>
           <w:sz w:val="18"/>
         </w:rPr>
+        <w:t>Lingering Discharges.</w:t>
+      </w:r>
+      <w:r>
+        <w:rPr>
+          <w:rFonts w:ascii="Georgia" w:hAnsi="Georgia" w:cs="Georgia"/>
+          <w:b w:val="0"/>
+          <w:i w:val="0"/>
+          <w:color w:val="222222"/>
+          <w:sz w:val="18"/>
+        </w:rPr>
+        <w:t xml:space="preserve"> A discharge that lasts for 1 minute is sustained by the Sphere and doesn't require Concentration. The Sphere can sustain only one lingering discharge at a time; if you activate a lingering discharge while another is active, the earlier one ends. You can end a lingering discharge early (no action required).</w:t>
+      </w:r>
+    </w:p>
+    <w:p>
+      <w:pPr>
+        <w:pBdr>
+          <w:left w:val="single" w:sz="18" w:space="12" w:color="8B2020"/>
+        </w:pBdr>
+        <w:shd w:val="clear" w:color="auto" w:fill="FCF6F6"/>
+        <w:spacing w:before="30" w:after="70"/>
+        <w:ind w:left="340" w:right="340"/>
+      </w:pPr>
+      <w:r>
+        <w:rPr>
+          <w:rFonts w:ascii="Georgia" w:hAnsi="Georgia" w:cs="Georgia"/>
+          <w:b/>
+          <w:i w:val="0"/>
+          <w:color w:val="222222"/>
+          <w:sz w:val="18"/>
+        </w:rPr>
         <w:t>Rift Tracker.</w:t>
       </w:r>
       <w:r>
@@ -1139,7 +1169,7 @@
           <w:color w:val="222222"/>
           <w:sz w:val="18"/>
         </w:rPr>
-        <w:t>Water / Unda, Drowning Surge (LOCKED).</w:t>
+        <w:t>Water / Unda, the Drowning Lull (LOCKED).</w:t>
       </w:r>
       <w:r>
         <w:rPr>
@@ -1149,7 +1179,7 @@
           <w:color w:val="222222"/>
           <w:sz w:val="18"/>
         </w:rPr>
-        <w:t xml:space="preserve"> As a Magic action, you can expend 1 use to release a surge of crushing water in a 30-foot Cone. Each creature in the Cone must make a Constitution saving throw, taking 6d8 Cold damage on a failed save or half as much damage on a successful one. On a failed save, the creature also has the Prone condition, and its Speed is halved until the end of its next turn.</w:t>
+        <w:t xml:space="preserve"> As a Magic action, you can expend 1 use to fill a 20-foot-radius Sphere centered on a point within 120 feet of yourself with the sound and shimmer of deep water. Each creature in the Sphere must succeed on a Wisdom saving throw or have the Incapacitated condition and a Speed of 0 as it stands entranced, staring into deep water only it can see. The lull lasts for 1 minute. It ends early for a creature that takes damage or if another creature within 5 feet of it takes an action to shake it awake.</w:t>
       </w:r>
     </w:p>
     <w:p>
@@ -1169,7 +1199,7 @@
           <w:color w:val="222222"/>
           <w:sz w:val="18"/>
         </w:rPr>
-        <w:t>Air / Aer, Cyclone (LOCKED).</w:t>
+        <w:t>Air / Aer, Tailwind (LOCKED).</w:t>
       </w:r>
       <w:r>
         <w:rPr>
@@ -1179,7 +1209,7 @@
           <w:color w:val="222222"/>
           <w:sz w:val="18"/>
         </w:rPr>
-        <w:t xml:space="preserve"> As a Magic action, you can expend 1 use to conjure a whirlwind that fills a 30-foot-radius Sphere centered on a point within 120 feet of yourself. Each creature in the Sphere must make a Strength saving throw, taking 6d8 Thunder damage on a failed save or half as much damage on a successful one. On a failed save, the creature is also pushed 20 feet away from the Sphere's center and has the Prone condition.</w:t>
+        <w:t xml:space="preserve"> As a Magic action, you can expend 1 use to send a following wind about your allies. For 1 minute, you and any number of allies within 30 feet of you gain a +2 bonus to attack rolls and saving throws, and your Speeds increase by 10 feet.</w:t>
       </w:r>
     </w:p>
     <w:p>
@@ -1239,7 +1269,7 @@
           <w:color w:val="222222"/>
           <w:sz w:val="18"/>
         </w:rPr>
-        <w:t xml:space="preserve"> As a Magic action, you can expend 1 use to target one creature within 60 feet of yourself, or you can divide the damage dice among up to three creatures within that range. Each target must make a Constitution saving throw, taking 8d6 Necrotic damage on a failed save or half as much damage on a successful one. You or one ally within 30 feet of you (your choice) regains Hit Points equal to half the amount of Necrotic damage dealt.</w:t>
+        <w:t xml:space="preserve"> As a Magic action, you can expend 1 use to target one creature within 60 feet of yourself. The target must make a Constitution saving throw, taking 8d6 Necrotic damage on a failed save or half as much damage on a successful one. You, or one ally within 30 feet of you, regains a number of Hit Points equal to half the Necrotic damage dealt.</w:t>
       </w:r>
     </w:p>
     <w:p>
@@ -1328,7 +1358,7 @@
           <w:color w:val="222222"/>
           <w:sz w:val="21"/>
         </w:rPr>
-        <w:t xml:space="preserve"> all five discharges. Cinderstorm, Drowning Surge, Cyclone, Tectonic Slam, and Soul Siphon each wake only when their rift falls and its Mote comes home. Five rifts stand between this Sphere and its full voice, and it means to earn every one.</w:t>
+        <w:t xml:space="preserve"> all five discharges. A fire nova (Cinderstorm), a lull that stills a warband (the Drowning Lull), a tailwind at every ally's back (Tailwind), the ground turned weapon (Tectonic Slam), and a shadow's hungry pull (Soul Siphon) each wake only when their rift falls and its Mote comes home. Five rifts stand between this Sphere and its full voice, and it means to earn every one.</w:t>
       </w:r>
     </w:p>
     <w:p>

--- a/characters/path_rewards/glimmerstone_artifacts_v3.docx
+++ b/characters/path_rewards/glimmerstone_artifacts_v3.docx
@@ -739,95 +739,6 @@
     <w:p>
       <w:pPr>
         <w:keepNext/>
-        <w:pBdr>
-          <w:top w:val="double" w:sz="12" w:space="4" w:color="1F7A78"/>
-          <w:left w:val="double" w:sz="12" w:space="10" w:color="1F7A78"/>
-          <w:right w:val="double" w:sz="12" w:space="10" w:color="1F7A78"/>
-        </w:pBdr>
-        <w:shd w:val="clear" w:color="auto" w:fill="EAF4F3"/>
-        <w:spacing w:before="280" w:after="60"/>
-        <w:ind w:left="400" w:right="400"/>
-        <w:jc w:val="center"/>
-      </w:pPr>
-      <w:r>
-        <w:rPr>
-          <w:rFonts w:ascii="Georgia" w:hAnsi="Georgia" w:cs="Georgia"/>
-          <w:b/>
-          <w:color w:val="1F7A78"/>
-          <w:sz w:val="27"/>
-        </w:rPr>
-        <w:t>✦  At Level 7, Boomstick Has  ✦</w:t>
-      </w:r>
-    </w:p>
-    <w:p>
-      <w:pPr>
-        <w:keepNext/>
-        <w:keepLines/>
-        <w:pBdr>
-          <w:left w:val="double" w:sz="12" w:space="10" w:color="1F7A78"/>
-          <w:right w:val="double" w:sz="12" w:space="10" w:color="1F7A78"/>
-        </w:pBdr>
-        <w:shd w:val="clear" w:color="auto" w:fill="EAF4F3"/>
-        <w:spacing w:before="0" w:after="0"/>
-        <w:ind w:left="400" w:right="400"/>
-      </w:pPr>
-      <w:r>
-        <w:rPr>
-          <w:rFonts w:ascii="Georgia" w:hAnsi="Georgia" w:cs="Georgia"/>
-          <w:b/>
-          <w:i w:val="0"/>
-          <w:color w:val="222222"/>
-          <w:sz w:val="21"/>
-        </w:rPr>
-        <w:t>Live now:</w:t>
-      </w:r>
-      <w:r>
-        <w:rPr>
-          <w:rFonts w:ascii="Georgia" w:hAnsi="Georgia" w:cs="Georgia"/>
-          <w:b w:val="0"/>
-          <w:i w:val="0"/>
-          <w:color w:val="222222"/>
-          <w:sz w:val="21"/>
-        </w:rPr>
-        <w:t xml:space="preserve"> everything. The +2 pistol with its bottomless clockwork drum, +2 to spell attack rolls (a bonus that reaches her Eldritch Cannon's attacks too), ignored Half Cover on spell attacks, the 1d8 Thunder Arcane Firearm rider, the Concussion boom that steals Reactions, and True Strike channeled through the barrel.</w:t>
-      </w:r>
-    </w:p>
-    <w:p>
-      <w:pPr>
-        <w:keepLines/>
-        <w:pBdr>
-          <w:bottom w:val="double" w:sz="12" w:space="4" w:color="1F7A78"/>
-          <w:left w:val="double" w:sz="12" w:space="10" w:color="1F7A78"/>
-          <w:right w:val="double" w:sz="12" w:space="10" w:color="1F7A78"/>
-        </w:pBdr>
-        <w:shd w:val="clear" w:color="auto" w:fill="EAF4F3"/>
-        <w:spacing w:before="0" w:after="280"/>
-        <w:ind w:left="400" w:right="400"/>
-      </w:pPr>
-      <w:r>
-        <w:rPr>
-          <w:rFonts w:ascii="Georgia" w:hAnsi="Georgia" w:cs="Georgia"/>
-          <w:b/>
-          <w:i w:val="0"/>
-          <w:color w:val="222222"/>
-          <w:sz w:val="21"/>
-        </w:rPr>
-        <w:t>Not yet:</w:t>
-      </w:r>
-      <w:r>
-        <w:rPr>
-          <w:rFonts w:ascii="Georgia" w:hAnsi="Georgia" w:cs="Georgia"/>
-          <w:b w:val="0"/>
-          <w:i w:val="0"/>
-          <w:color w:val="222222"/>
-          <w:sz w:val="21"/>
-        </w:rPr>
-        <w:t xml:space="preserve"> nothing held back. Boomstick arrives complete, and this door pays its whole price on day one; what grows from here is only the legend.</w:t>
-      </w:r>
-    </w:p>
-    <w:p>
-      <w:pPr>
-        <w:keepNext/>
         <w:pageBreakBefore/>
         <w:spacing w:before="220" w:after="60"/>
       </w:pPr>
@@ -1270,95 +1181,6 @@
           <w:sz w:val="18"/>
         </w:rPr>
         <w:t xml:space="preserve"> As a Magic action, you can expend 1 use to target one creature within 60 feet of yourself. The target must make a Constitution saving throw, taking 8d6 Necrotic damage on a failed save or half as much damage on a successful one. You, or one ally within 30 feet of you, regains a number of Hit Points equal to half the Necrotic damage dealt.</w:t>
-      </w:r>
-    </w:p>
-    <w:p>
-      <w:pPr>
-        <w:keepNext/>
-        <w:pBdr>
-          <w:top w:val="double" w:sz="12" w:space="4" w:color="1F7A78"/>
-          <w:left w:val="double" w:sz="12" w:space="10" w:color="1F7A78"/>
-          <w:right w:val="double" w:sz="12" w:space="10" w:color="1F7A78"/>
-        </w:pBdr>
-        <w:shd w:val="clear" w:color="auto" w:fill="EAF4F3"/>
-        <w:spacing w:before="280" w:after="60"/>
-        <w:ind w:left="400" w:right="400"/>
-        <w:jc w:val="center"/>
-      </w:pPr>
-      <w:r>
-        <w:rPr>
-          <w:rFonts w:ascii="Georgia" w:hAnsi="Georgia" w:cs="Georgia"/>
-          <w:b/>
-          <w:color w:val="1F7A78"/>
-          <w:sz w:val="27"/>
-        </w:rPr>
-        <w:t>✦  At Level 7, the Awakened Essence Sphere Has  ✦</w:t>
-      </w:r>
-    </w:p>
-    <w:p>
-      <w:pPr>
-        <w:keepNext/>
-        <w:keepLines/>
-        <w:pBdr>
-          <w:left w:val="double" w:sz="12" w:space="10" w:color="1F7A78"/>
-          <w:right w:val="double" w:sz="12" w:space="10" w:color="1F7A78"/>
-        </w:pBdr>
-        <w:shd w:val="clear" w:color="auto" w:fill="EAF4F3"/>
-        <w:spacing w:before="0" w:after="0"/>
-        <w:ind w:left="400" w:right="400"/>
-      </w:pPr>
-      <w:r>
-        <w:rPr>
-          <w:rFonts w:ascii="Georgia" w:hAnsi="Georgia" w:cs="Georgia"/>
-          <w:b/>
-          <w:i w:val="0"/>
-          <w:color w:val="222222"/>
-          <w:sz w:val="21"/>
-        </w:rPr>
-        <w:t>Live now:</w:t>
-      </w:r>
-      <w:r>
-        <w:rPr>
-          <w:rFonts w:ascii="Georgia" w:hAnsi="Georgia" w:cs="Georgia"/>
-          <w:b w:val="0"/>
-          <w:i w:val="0"/>
-          <w:color w:val="222222"/>
-          <w:sz w:val="21"/>
-        </w:rPr>
-        <w:t xml:space="preserve"> Aether Ward, twice per Short Rest: Lilly and each ally within 15 feet gain 2d8 + her Intelligence modifier Temporary Hit Points.</w:t>
-      </w:r>
-    </w:p>
-    <w:p>
-      <w:pPr>
-        <w:keepLines/>
-        <w:pBdr>
-          <w:bottom w:val="double" w:sz="12" w:space="4" w:color="1F7A78"/>
-          <w:left w:val="double" w:sz="12" w:space="10" w:color="1F7A78"/>
-          <w:right w:val="double" w:sz="12" w:space="10" w:color="1F7A78"/>
-        </w:pBdr>
-        <w:shd w:val="clear" w:color="auto" w:fill="EAF4F3"/>
-        <w:spacing w:before="0" w:after="280"/>
-        <w:ind w:left="400" w:right="400"/>
-      </w:pPr>
-      <w:r>
-        <w:rPr>
-          <w:rFonts w:ascii="Georgia" w:hAnsi="Georgia" w:cs="Georgia"/>
-          <w:b/>
-          <w:i w:val="0"/>
-          <w:color w:val="222222"/>
-          <w:sz w:val="21"/>
-        </w:rPr>
-        <w:t>Not yet:</w:t>
-      </w:r>
-      <w:r>
-        <w:rPr>
-          <w:rFonts w:ascii="Georgia" w:hAnsi="Georgia" w:cs="Georgia"/>
-          <w:b w:val="0"/>
-          <w:i w:val="0"/>
-          <w:color w:val="222222"/>
-          <w:sz w:val="21"/>
-        </w:rPr>
-        <w:t xml:space="preserve"> all five discharges. A fire nova (Cinderstorm), a lull that stills a warband (the Drowning Lull), a tailwind at every ally's back (Tailwind), the ground turned weapon (Tectonic Slam), and a shadow's hungry pull (Soul Siphon) each wake only when their rift falls and its Mote comes home. Five rifts stand between this Sphere and its full voice, and it means to earn every one.</w:t>
       </w:r>
     </w:p>
     <w:p>
@@ -2141,95 +1963,6 @@
         <w:t xml:space="preserve"> The old cannon made Lilly choose a mode; the Sentinel walks on its own 30 feet, then blasts or pulses on her Bonus Action (her pick every time), and shields her friends as a Reaction in the same round. Her old kit lives on inside it: the Force Ballista became the Force Blast, the Storm mode became the Electric Pulse, and the Protector stands watch as Guardian Protocol. The Flamethrower was traded for lightning, Gearhaven's own element. Forged by the masters of Glimmerstone.</w:t>
       </w:r>
     </w:p>
-    <w:p>
-      <w:pPr>
-        <w:keepNext/>
-        <w:pBdr>
-          <w:top w:val="double" w:sz="12" w:space="4" w:color="1F7A78"/>
-          <w:left w:val="double" w:sz="12" w:space="10" w:color="1F7A78"/>
-          <w:right w:val="double" w:sz="12" w:space="10" w:color="1F7A78"/>
-        </w:pBdr>
-        <w:shd w:val="clear" w:color="auto" w:fill="EAF4F3"/>
-        <w:spacing w:before="280" w:after="60"/>
-        <w:ind w:left="400" w:right="400"/>
-        <w:jc w:val="center"/>
-      </w:pPr>
-      <w:r>
-        <w:rPr>
-          <w:rFonts w:ascii="Georgia" w:hAnsi="Georgia" w:cs="Georgia"/>
-          <w:b/>
-          <w:color w:val="1F7A78"/>
-          <w:sz w:val="27"/>
-        </w:rPr>
-        <w:t>✦  At Level 7, the Sentinel Has  ✦</w:t>
-      </w:r>
-    </w:p>
-    <w:p>
-      <w:pPr>
-        <w:keepNext/>
-        <w:keepLines/>
-        <w:pBdr>
-          <w:left w:val="double" w:sz="12" w:space="10" w:color="1F7A78"/>
-          <w:right w:val="double" w:sz="12" w:space="10" w:color="1F7A78"/>
-        </w:pBdr>
-        <w:shd w:val="clear" w:color="auto" w:fill="EAF4F3"/>
-        <w:spacing w:before="0" w:after="0"/>
-        <w:ind w:left="400" w:right="400"/>
-      </w:pPr>
-      <w:r>
-        <w:rPr>
-          <w:rFonts w:ascii="Georgia" w:hAnsi="Georgia" w:cs="Georgia"/>
-          <w:b/>
-          <w:i w:val="0"/>
-          <w:color w:val="222222"/>
-          <w:sz w:val="21"/>
-        </w:rPr>
-        <w:t>Live now:</w:t>
-      </w:r>
-      <w:r>
-        <w:rPr>
-          <w:rFonts w:ascii="Georgia" w:hAnsi="Georgia" w:cs="Georgia"/>
-          <w:b w:val="0"/>
-          <w:i w:val="0"/>
-          <w:color w:val="222222"/>
-          <w:sz w:val="21"/>
-        </w:rPr>
-        <w:t xml:space="preserve"> the whole statblock. 40 Hit Points behind AC 18, its own 30 feet of Speed, Force Blast or Electric Pulse on her Bonus Action (her pick every round), Guardian Protocol once per round, and a free attunement slot besides, since the Dynamo lives on inside the frame.</w:t>
-      </w:r>
-    </w:p>
-    <w:p>
-      <w:pPr>
-        <w:keepLines/>
-        <w:pBdr>
-          <w:bottom w:val="double" w:sz="12" w:space="4" w:color="1F7A78"/>
-          <w:left w:val="double" w:sz="12" w:space="10" w:color="1F7A78"/>
-          <w:right w:val="double" w:sz="12" w:space="10" w:color="1F7A78"/>
-        </w:pBdr>
-        <w:shd w:val="clear" w:color="auto" w:fill="EAF4F3"/>
-        <w:spacing w:before="0" w:after="280"/>
-        <w:ind w:left="400" w:right="400"/>
-      </w:pPr>
-      <w:r>
-        <w:rPr>
-          <w:rFonts w:ascii="Georgia" w:hAnsi="Georgia" w:cs="Georgia"/>
-          <w:b/>
-          <w:i w:val="0"/>
-          <w:color w:val="222222"/>
-          <w:sz w:val="21"/>
-        </w:rPr>
-        <w:t>Not yet:</w:t>
-      </w:r>
-      <w:r>
-        <w:rPr>
-          <w:rFonts w:ascii="Georgia" w:hAnsi="Georgia" w:cs="Georgia"/>
-          <w:b w:val="0"/>
-          <w:i w:val="0"/>
-          <w:color w:val="222222"/>
-          <w:sz w:val="21"/>
-        </w:rPr>
-        <w:t xml:space="preserve"> its Hit Points keep pace with her, 5 + five times her Artificer level, so the guardian grows sturdier every time Lilly does.</w:t>
-      </w:r>
-    </w:p>
     <w:sectPr>
       <w:footerReference w:type="default" r:id="rId9"/>
       <w:pgSz w:w="12240" w:h="15840"/>

--- a/characters/path_rewards/glimmerstone_artifacts_v3.docx
+++ b/characters/path_rewards/glimmerstone_artifacts_v3.docx
@@ -394,6 +394,62 @@
     <w:p>
       <w:pPr>
         <w:keepNext/>
+        <w:spacing w:before="120" w:after="40"/>
+        <w:jc w:val="center"/>
+      </w:pPr>
+      <w:r>
+        <w:drawing>
+          <wp:inline xmlns:a="http://schemas.openxmlformats.org/drawingml/2006/main" xmlns:pic="http://schemas.openxmlformats.org/drawingml/2006/picture">
+            <wp:extent cx="5303520" cy="3531260"/>
+            <wp:docPr id="4" name="Picture 4"/>
+            <wp:cNvGraphicFramePr>
+              <a:graphicFrameLocks noChangeAspect="1"/>
+            </wp:cNvGraphicFramePr>
+            <a:graphic>
+              <a:graphicData uri="http://schemas.openxmlformats.org/drawingml/2006/picture">
+                <pic:pic>
+                  <pic:nvPicPr>
+                    <pic:cNvPr id="0" name="image.jpg"/>
+                    <pic:cNvPicPr/>
+                  </pic:nvPicPr>
+                  <pic:blipFill>
+                    <a:blip r:embed="rId13"/>
+                    <a:stretch>
+                      <a:fillRect/>
+                    </a:stretch>
+                  </pic:blipFill>
+                  <pic:spPr>
+                    <a:xfrm>
+                      <a:off x="0" y="0"/>
+                      <a:ext cx="5303520" cy="3531260"/>
+                    </a:xfrm>
+                    <a:prstGeom prst="rect"/>
+                  </pic:spPr>
+                </pic:pic>
+              </a:graphicData>
+            </a:graphic>
+          </wp:inline>
+        </w:drawing>
+      </w:r>
+    </w:p>
+    <w:p>
+      <w:pPr>
+        <w:spacing w:after="140"/>
+        <w:jc w:val="center"/>
+      </w:pPr>
+      <w:r>
+        <w:rPr>
+          <w:rFonts w:ascii="Georgia" w:hAnsi="Georgia" w:cs="Georgia"/>
+          <w:i/>
+          <w:color w:val="888888"/>
+          <w:sz w:val="18"/>
+        </w:rPr>
+        <w:t>The parting at Gearhaven's gates: three friends, three roads, one year.</w:t>
+      </w:r>
+    </w:p>
+    <w:p>
+      <w:pPr>
+        <w:keepNext/>
         <w:pageBreakBefore/>
         <w:spacing w:before="400" w:after="120"/>
         <w:pBdr>
@@ -462,7 +518,7 @@
             <wp:extent cx="2011680" cy="2011680"/>
             <wp:effectExtent l="0" t="0" r="0" b="0"/>
             <wp:wrapSquare wrapText="bothSides"/>
-            <wp:docPr id="4" name="Picture 4"/>
+            <wp:docPr id="5" name="Picture 5"/>
             <wp:cNvGraphicFramePr/>
             <a:graphic xmlns:pic="http://schemas.openxmlformats.org/drawingml/2006/picture">
               <a:graphicData uri="http://schemas.openxmlformats.org/drawingml/2006/picture">
@@ -472,7 +528,7 @@
                     <pic:cNvPicPr/>
                   </pic:nvPicPr>
                   <pic:blipFill>
-                    <a:blip r:embed="rId13"/>
+                    <a:blip r:embed="rId14"/>
                     <a:stretch>
                       <a:fillRect/>
                     </a:stretch>
@@ -769,7 +825,7 @@
             <wp:extent cx="2194560" cy="2194560"/>
             <wp:effectExtent l="0" t="0" r="0" b="0"/>
             <wp:wrapSquare wrapText="bothSides"/>
-            <wp:docPr id="5" name="Picture 5"/>
+            <wp:docPr id="6" name="Picture 6"/>
             <wp:cNvGraphicFramePr/>
             <a:graphic xmlns:pic="http://schemas.openxmlformats.org/drawingml/2006/picture">
               <a:graphicData uri="http://schemas.openxmlformats.org/drawingml/2006/picture">
@@ -779,7 +835,7 @@
                     <pic:cNvPicPr/>
                   </pic:nvPicPr>
                   <pic:blipFill>
-                    <a:blip r:embed="rId14"/>
+                    <a:blip r:embed="rId15"/>
                     <a:stretch>
                       <a:fillRect/>
                     </a:stretch>
@@ -1242,7 +1298,7 @@
             <wp:extent cx="2148840" cy="2148840"/>
             <wp:effectExtent l="0" t="0" r="0" b="0"/>
             <wp:wrapSquare wrapText="bothSides"/>
-            <wp:docPr id="6" name="Picture 6"/>
+            <wp:docPr id="7" name="Picture 7"/>
             <wp:cNvGraphicFramePr/>
             <a:graphic xmlns:pic="http://schemas.openxmlformats.org/drawingml/2006/picture">
               <a:graphicData uri="http://schemas.openxmlformats.org/drawingml/2006/picture">
@@ -1252,7 +1308,7 @@
                     <pic:cNvPicPr/>
                   </pic:nvPicPr>
                   <pic:blipFill>
-                    <a:blip r:embed="rId15"/>
+                    <a:blip r:embed="rId16"/>
                     <a:stretch>
                       <a:fillRect/>
                     </a:stretch>

--- a/characters/path_rewards/glimmerstone_artifacts_v3.docx
+++ b/characters/path_rewards/glimmerstone_artifacts_v3.docx
@@ -78,378 +78,6 @@
     <w:p>
       <w:pPr>
         <w:keepNext/>
-        <w:spacing w:before="400" w:after="120"/>
-        <w:pBdr>
-          <w:bottom w:val="single" w:sz="6" w:space="4" w:color="B8860B"/>
-        </w:pBdr>
-      </w:pPr>
-      <w:r>
-        <w:rPr>
-          <w:rFonts w:ascii="Georgia" w:hAnsi="Georgia" w:cs="Georgia"/>
-          <w:b/>
-          <w:color w:val="B8860B"/>
-          <w:sz w:val="32"/>
-        </w:rPr>
-        <w:t>The Three Doors</w:t>
-      </w:r>
-    </w:p>
-    <w:p>
-      <w:pPr>
-        <w:pBdr>
-          <w:left w:val="single" w:sz="18" w:space="12" w:color="B8860B"/>
-        </w:pBdr>
-        <w:shd w:val="clear" w:color="auto" w:fill="FBF6EA"/>
-        <w:spacing w:before="30" w:after="70"/>
-        <w:ind w:left="340" w:right="340"/>
-      </w:pPr>
-      <w:r>
-        <w:rPr>
-          <w:rFonts w:ascii="Georgia" w:hAnsi="Georgia" w:cs="Georgia"/>
-          <w:b w:val="0"/>
-          <w:i w:val="0"/>
-          <w:color w:val="222222"/>
-          <w:sz w:val="21"/>
-        </w:rPr>
-        <w:t>At the close of the Gearhaven chapter the Guardians parted for a year: a year of workshops and roads and night skies, each hero following their own heart home. Before each of them stand three doors, three ways that year apart might be spent, and behind every door waits a different gift.</w:t>
-      </w:r>
-    </w:p>
-    <w:p>
-      <w:pPr>
-        <w:spacing w:after="80"/>
-      </w:pPr>
-      <w:r>
-        <w:rPr>
-          <w:rFonts w:ascii="Georgia" w:hAnsi="Georgia" w:cs="Georgia"/>
-          <w:b w:val="0"/>
-          <w:i w:val="0"/>
-          <w:color w:val="222222"/>
-          <w:sz w:val="21"/>
-        </w:rPr>
-        <w:t>The chapters that follow set down what waits behind all nine: Stabby's three breathing styles, Ursa's three paths of the stars, and Lilly's three artifacts. Each Guardian will choose exactly one door, and none of the three has chosen yet. When they do, the doors not taken will remain in these pages, roads not walked, ready for other heroes in other tellings.</w:t>
-      </w:r>
-    </w:p>
-    <w:tbl>
-      <w:tblPr>
-        <w:tblW w:type="auto" w:w="0"/>
-        <w:jc w:val="center"/>
-        <w:tblLayout w:type="fixed"/>
-        <w:tblLook w:firstColumn="1" w:firstRow="1" w:lastColumn="0" w:lastRow="0" w:noHBand="0" w:noVBand="1" w:val="04A0"/>
-        <w:tblCellMar>
-          <w:left w:w="0" w:type="dxa"/>
-          <w:right w:w="0" w:type="dxa"/>
-        </w:tblCellMar>
-      </w:tblPr>
-      <w:tblGrid>
-        <w:gridCol w:w="3120"/>
-        <w:gridCol w:w="3120"/>
-        <w:gridCol w:w="3120"/>
-      </w:tblGrid>
-      <w:tr>
-        <w:tc>
-          <w:tcPr>
-            <w:tcW w:type="dxa" w:w="3120"/>
-          </w:tcPr>
-          <w:p>
-            <w:pPr>
-              <w:jc w:val="center"/>
-            </w:pPr>
-            <w:r>
-              <w:drawing>
-                <wp:inline xmlns:a="http://schemas.openxmlformats.org/drawingml/2006/main" xmlns:pic="http://schemas.openxmlformats.org/drawingml/2006/picture">
-                  <wp:extent cx="1783080" cy="1783080"/>
-                  <wp:docPr id="1" name="Picture 1"/>
-                  <wp:cNvGraphicFramePr>
-                    <a:graphicFrameLocks noChangeAspect="1"/>
-                  </wp:cNvGraphicFramePr>
-                  <a:graphic>
-                    <a:graphicData uri="http://schemas.openxmlformats.org/drawingml/2006/picture">
-                      <pic:pic>
-                        <pic:nvPicPr>
-                          <pic:cNvPr id="0" name="image.jpg"/>
-                          <pic:cNvPicPr/>
-                        </pic:nvPicPr>
-                        <pic:blipFill>
-                          <a:blip r:embed="rId10"/>
-                          <a:stretch>
-                            <a:fillRect/>
-                          </a:stretch>
-                        </pic:blipFill>
-                        <pic:spPr>
-                          <a:xfrm>
-                            <a:off x="0" y="0"/>
-                            <a:ext cx="1783080" cy="1783080"/>
-                          </a:xfrm>
-                          <a:prstGeom prst="rect"/>
-                        </pic:spPr>
-                      </pic:pic>
-                    </a:graphicData>
-                  </a:graphic>
-                </wp:inline>
-              </w:drawing>
-            </w:r>
-          </w:p>
-        </w:tc>
-        <w:tc>
-          <w:tcPr>
-            <w:tcW w:type="dxa" w:w="3120"/>
-          </w:tcPr>
-          <w:p>
-            <w:pPr>
-              <w:jc w:val="center"/>
-            </w:pPr>
-            <w:r>
-              <w:drawing>
-                <wp:inline xmlns:a="http://schemas.openxmlformats.org/drawingml/2006/main" xmlns:pic="http://schemas.openxmlformats.org/drawingml/2006/picture">
-                  <wp:extent cx="1783080" cy="1783080"/>
-                  <wp:docPr id="2" name="Picture 2"/>
-                  <wp:cNvGraphicFramePr>
-                    <a:graphicFrameLocks noChangeAspect="1"/>
-                  </wp:cNvGraphicFramePr>
-                  <a:graphic>
-                    <a:graphicData uri="http://schemas.openxmlformats.org/drawingml/2006/picture">
-                      <pic:pic>
-                        <pic:nvPicPr>
-                          <pic:cNvPr id="0" name="image.jpg"/>
-                          <pic:cNvPicPr/>
-                        </pic:nvPicPr>
-                        <pic:blipFill>
-                          <a:blip r:embed="rId11"/>
-                          <a:stretch>
-                            <a:fillRect/>
-                          </a:stretch>
-                        </pic:blipFill>
-                        <pic:spPr>
-                          <a:xfrm>
-                            <a:off x="0" y="0"/>
-                            <a:ext cx="1783080" cy="1783080"/>
-                          </a:xfrm>
-                          <a:prstGeom prst="rect"/>
-                        </pic:spPr>
-                      </pic:pic>
-                    </a:graphicData>
-                  </a:graphic>
-                </wp:inline>
-              </w:drawing>
-            </w:r>
-          </w:p>
-        </w:tc>
-        <w:tc>
-          <w:tcPr>
-            <w:tcW w:type="dxa" w:w="3120"/>
-          </w:tcPr>
-          <w:p>
-            <w:pPr>
-              <w:jc w:val="center"/>
-            </w:pPr>
-            <w:r>
-              <w:drawing>
-                <wp:inline xmlns:a="http://schemas.openxmlformats.org/drawingml/2006/main" xmlns:pic="http://schemas.openxmlformats.org/drawingml/2006/picture">
-                  <wp:extent cx="1783080" cy="1783080"/>
-                  <wp:docPr id="3" name="Picture 3"/>
-                  <wp:cNvGraphicFramePr>
-                    <a:graphicFrameLocks noChangeAspect="1"/>
-                  </wp:cNvGraphicFramePr>
-                  <a:graphic>
-                    <a:graphicData uri="http://schemas.openxmlformats.org/drawingml/2006/picture">
-                      <pic:pic>
-                        <pic:nvPicPr>
-                          <pic:cNvPr id="0" name="image.jpg"/>
-                          <pic:cNvPicPr/>
-                        </pic:nvPicPr>
-                        <pic:blipFill>
-                          <a:blip r:embed="rId12"/>
-                          <a:stretch>
-                            <a:fillRect/>
-                          </a:stretch>
-                        </pic:blipFill>
-                        <pic:spPr>
-                          <a:xfrm>
-                            <a:off x="0" y="0"/>
-                            <a:ext cx="1783080" cy="1783080"/>
-                          </a:xfrm>
-                          <a:prstGeom prst="rect"/>
-                        </pic:spPr>
-                      </pic:pic>
-                    </a:graphicData>
-                  </a:graphic>
-                </wp:inline>
-              </w:drawing>
-            </w:r>
-          </w:p>
-        </w:tc>
-      </w:tr>
-      <w:tr>
-        <w:tc>
-          <w:tcPr>
-            <w:tcW w:type="dxa" w:w="3120"/>
-          </w:tcPr>
-          <w:p>
-            <w:pPr>
-              <w:jc w:val="center"/>
-            </w:pPr>
-            <w:r>
-              <w:rPr>
-                <w:rFonts w:ascii="Georgia" w:hAnsi="Georgia" w:cs="Georgia"/>
-                <w:i/>
-                <w:color w:val="888888"/>
-                <w:sz w:val="18"/>
-              </w:rPr>
-              <w:t>Stabby, before the three breathing styles.</w:t>
-            </w:r>
-          </w:p>
-        </w:tc>
-        <w:tc>
-          <w:tcPr>
-            <w:tcW w:type="dxa" w:w="3120"/>
-          </w:tcPr>
-          <w:p>
-            <w:pPr>
-              <w:jc w:val="center"/>
-            </w:pPr>
-            <w:r>
-              <w:rPr>
-                <w:rFonts w:ascii="Georgia" w:hAnsi="Georgia" w:cs="Georgia"/>
-                <w:i/>
-                <w:color w:val="888888"/>
-                <w:sz w:val="18"/>
-              </w:rPr>
-              <w:t>Ursa, before the three paths of the stars.</w:t>
-            </w:r>
-          </w:p>
-        </w:tc>
-        <w:tc>
-          <w:tcPr>
-            <w:tcW w:type="dxa" w:w="3120"/>
-          </w:tcPr>
-          <w:p>
-            <w:pPr>
-              <w:jc w:val="center"/>
-            </w:pPr>
-            <w:r>
-              <w:rPr>
-                <w:rFonts w:ascii="Georgia" w:hAnsi="Georgia" w:cs="Georgia"/>
-                <w:i/>
-                <w:color w:val="888888"/>
-                <w:sz w:val="18"/>
-              </w:rPr>
-              <w:t>Lilly, before the three artifacts.</w:t>
-            </w:r>
-          </w:p>
-        </w:tc>
-      </w:tr>
-    </w:tbl>
-    <w:p>
-      <w:pPr>
-        <w:spacing w:after="80"/>
-      </w:pPr>
-    </w:p>
-    <w:p>
-      <w:pPr>
-        <w:keepNext/>
-        <w:spacing w:before="200" w:after="20"/>
-        <w:ind w:left="500" w:right="500"/>
-        <w:pBdr>
-          <w:top w:val="double" w:sz="6" w:space="4" w:color="1F4D78"/>
-        </w:pBdr>
-      </w:pPr>
-      <w:r>
-        <w:rPr>
-          <w:rFonts w:ascii="Georgia" w:hAnsi="Georgia" w:cs="Georgia"/>
-          <w:b/>
-          <w:color w:val="1F4D78"/>
-          <w:sz w:val="16"/>
-        </w:rPr>
-        <w:t xml:space="preserve">✦ LORE OF ELARIA ✦  </w:t>
-      </w:r>
-      <w:r>
-        <w:rPr>
-          <w:rFonts w:ascii="Georgia" w:hAnsi="Georgia" w:cs="Georgia"/>
-          <w:b/>
-          <w:color w:val="1F4D78"/>
-          <w:sz w:val="19"/>
-        </w:rPr>
-        <w:t>The Roads Not Taken</w:t>
-      </w:r>
-    </w:p>
-    <w:p>
-      <w:pPr>
-        <w:keepLines/>
-        <w:spacing w:before="20" w:after="200"/>
-        <w:ind w:left="500" w:right="500"/>
-        <w:pBdr>
-          <w:bottom w:val="double" w:sz="6" w:space="4" w:color="1F4D78"/>
-        </w:pBdr>
-      </w:pPr>
-      <w:r>
-        <w:rPr>
-          <w:rFonts w:ascii="Georgia" w:hAnsi="Georgia" w:cs="Georgia"/>
-          <w:b w:val="0"/>
-          <w:i/>
-          <w:color w:val="222222"/>
-          <w:sz w:val="19"/>
-        </w:rPr>
-        <w:t>The old tellings are gentle about the doors a hero leaves closed. A road not walked is not a road lost, the Circle says, only a road lent to someone else. Every path in these pages was true; a Guardian simply cannot be three heroes at once, and the year apart is the world's kind way of asking each of them who they most wish to become.</w:t>
-      </w:r>
-    </w:p>
-    <w:p>
-      <w:pPr>
-        <w:keepNext/>
-        <w:spacing w:before="120" w:after="40"/>
-        <w:jc w:val="center"/>
-      </w:pPr>
-      <w:r>
-        <w:drawing>
-          <wp:inline xmlns:a="http://schemas.openxmlformats.org/drawingml/2006/main" xmlns:pic="http://schemas.openxmlformats.org/drawingml/2006/picture">
-            <wp:extent cx="5303520" cy="3531260"/>
-            <wp:docPr id="4" name="Picture 4"/>
-            <wp:cNvGraphicFramePr>
-              <a:graphicFrameLocks noChangeAspect="1"/>
-            </wp:cNvGraphicFramePr>
-            <a:graphic>
-              <a:graphicData uri="http://schemas.openxmlformats.org/drawingml/2006/picture">
-                <pic:pic>
-                  <pic:nvPicPr>
-                    <pic:cNvPr id="0" name="image.jpg"/>
-                    <pic:cNvPicPr/>
-                  </pic:nvPicPr>
-                  <pic:blipFill>
-                    <a:blip r:embed="rId13"/>
-                    <a:stretch>
-                      <a:fillRect/>
-                    </a:stretch>
-                  </pic:blipFill>
-                  <pic:spPr>
-                    <a:xfrm>
-                      <a:off x="0" y="0"/>
-                      <a:ext cx="5303520" cy="3531260"/>
-                    </a:xfrm>
-                    <a:prstGeom prst="rect"/>
-                  </pic:spPr>
-                </pic:pic>
-              </a:graphicData>
-            </a:graphic>
-          </wp:inline>
-        </w:drawing>
-      </w:r>
-    </w:p>
-    <w:p>
-      <w:pPr>
-        <w:spacing w:after="140"/>
-        <w:jc w:val="center"/>
-      </w:pPr>
-      <w:r>
-        <w:rPr>
-          <w:rFonts w:ascii="Georgia" w:hAnsi="Georgia" w:cs="Georgia"/>
-          <w:i/>
-          <w:color w:val="888888"/>
-          <w:sz w:val="18"/>
-        </w:rPr>
-        <w:t>The parting at Gearhaven's gates: three friends, three roads, one year.</w:t>
-      </w:r>
-    </w:p>
-    <w:p>
-      <w:pPr>
-        <w:keepNext/>
         <w:pageBreakBefore/>
         <w:spacing w:before="400" w:after="120"/>
         <w:pBdr>
@@ -518,7 +146,7 @@
             <wp:extent cx="2011680" cy="2011680"/>
             <wp:effectExtent l="0" t="0" r="0" b="0"/>
             <wp:wrapSquare wrapText="bothSides"/>
-            <wp:docPr id="5" name="Picture 5"/>
+            <wp:docPr id="1" name="Picture 1"/>
             <wp:cNvGraphicFramePr/>
             <a:graphic xmlns:pic="http://schemas.openxmlformats.org/drawingml/2006/picture">
               <a:graphicData uri="http://schemas.openxmlformats.org/drawingml/2006/picture">
@@ -528,7 +156,7 @@
                     <pic:cNvPicPr/>
                   </pic:nvPicPr>
                   <pic:blipFill>
-                    <a:blip r:embed="rId14"/>
+                    <a:blip r:embed="rId10"/>
                     <a:stretch>
                       <a:fillRect/>
                     </a:stretch>
@@ -825,7 +453,7 @@
             <wp:extent cx="2194560" cy="2194560"/>
             <wp:effectExtent l="0" t="0" r="0" b="0"/>
             <wp:wrapSquare wrapText="bothSides"/>
-            <wp:docPr id="6" name="Picture 6"/>
+            <wp:docPr id="2" name="Picture 2"/>
             <wp:cNvGraphicFramePr/>
             <a:graphic xmlns:pic="http://schemas.openxmlformats.org/drawingml/2006/picture">
               <a:graphicData uri="http://schemas.openxmlformats.org/drawingml/2006/picture">
@@ -835,7 +463,7 @@
                     <pic:cNvPicPr/>
                   </pic:nvPicPr>
                   <pic:blipFill>
-                    <a:blip r:embed="rId15"/>
+                    <a:blip r:embed="rId11"/>
                     <a:stretch>
                       <a:fillRect/>
                     </a:stretch>
@@ -1298,7 +926,7 @@
             <wp:extent cx="2148840" cy="2148840"/>
             <wp:effectExtent l="0" t="0" r="0" b="0"/>
             <wp:wrapSquare wrapText="bothSides"/>
-            <wp:docPr id="7" name="Picture 7"/>
+            <wp:docPr id="3" name="Picture 3"/>
             <wp:cNvGraphicFramePr/>
             <a:graphic xmlns:pic="http://schemas.openxmlformats.org/drawingml/2006/picture">
               <a:graphicData uri="http://schemas.openxmlformats.org/drawingml/2006/picture">
@@ -1308,7 +936,7 @@
                     <pic:cNvPicPr/>
                   </pic:nvPicPr>
                   <pic:blipFill>
-                    <a:blip r:embed="rId16"/>
+                    <a:blip r:embed="rId12"/>
                     <a:stretch>
                       <a:fillRect/>
                     </a:stretch>

--- a/characters/path_rewards/glimmerstone_artifacts_v3.docx
+++ b/characters/path_rewards/glimmerstone_artifacts_v3.docx
@@ -111,7 +111,7 @@
           <w:color w:val="222222"/>
           <w:sz w:val="21"/>
         </w:rPr>
-        <w:t>Three masterworks of deep gnome artifice, forged for Lilly Glimmergear in the year apart. Three masterworks, one choice. Each door of Lilly's year apart leads to one of these treasures: stay and build the portal (the Sentinel), go home to Glimmerspire and Poots (Boomstick), or give the year to mote research (the Awakened Sphere). She walks one road and claims one masterwork. Every road fits inside her three attunement slots. On the Sphere's road the ledger closes at exactly three: Shard, Dynamo, Sphere. On the Sentinel's road a slot stays free, for the Dynamo itself is rebuilt into the guardian: two of three. And on Boomstick's road the Shard truly retires, unattuned at her belt, a keepsake and one day a gift: two of three, with room to spare.</w:t>
+        <w:t>Three masterworks of deep gnome artifice, forged for Lilly Glimmergear in the year apart. Three masterworks, one choice. Each door of Lilly's year apart leads to one of these treasures: stay and build the portal (the Sentinel), go home to Glimmerspire and Poots (the Storm Cell), or give the year to mote research (the Awakened Sphere). And on every road she carries Boomstick, Poots's parting work: a Level 7 Artillerist does not walk into the rifts without her sidearm. Boomstick takes the dagger's watch on every road, so the Frostbite Shard retires to her belt, unattuned, a keepsake and one day a gift. The attunement ledger runs light: the Sphere's road holds two of three (Dynamo, Sphere); the Sentinel's road just one (the guardian itself, the Dynamo rebuilt inside it); the Storm Cell's road two (Dynamo, the Cell). Room to grow on every path.</w:t>
       </w:r>
     </w:p>
     <w:p>
@@ -126,7 +126,7 @@
           <w:color w:val="A0522D"/>
           <w:sz w:val="26"/>
         </w:rPr>
-        <w:t>Boomstick</w:t>
+        <w:t>Boomstick, Poots's Parting Work</w:t>
       </w:r>
     </w:p>
     <w:p>
@@ -207,7 +207,7 @@
           <w:color w:val="222222"/>
           <w:sz w:val="21"/>
         </w:rPr>
-        <w:t>On this road, Boomstick takes the dagger's watch. Boomstick becomes Lilly's spellcasting focus and her designated Arcane Firearm (an artificer designates only one). With her shield in the other hand, her hands are exactly full: pistol, shield, and nothing wasted. Its clockwork drum conjures its own rounds, so Lilly will never want for ammunition again. The Frostbite Shard retires to her belt as a keepsake, or one day, a gift.</w:t>
+        <w:t>Whichever road Lilly walks, a parcel finds her, wrapped in waxed paper and string, postmarked Glimmerspire. Boomstick becomes her spellcasting focus and her designated Arcane Firearm (an artificer designates only one). With her shield in the other hand, her hands are exactly full: pistol, shield, and nothing wasted. Its clockwork drum conjures its own rounds, so Lilly will never want for ammunition again.</w:t>
       </w:r>
     </w:p>
     <w:p>
@@ -247,7 +247,7 @@
           <w:color w:val="222222"/>
           <w:sz w:val="18"/>
         </w:rPr>
-        <w:t>Weapon (Repeating Pistol), Rare (Requires Attunement by Lilly)</w:t>
+        <w:t>Weapon (Repeating Pistol), Rare</w:t>
       </w:r>
     </w:p>
     <w:p>
@@ -297,6 +297,202 @@
           <w:color w:val="222222"/>
           <w:sz w:val="18"/>
         </w:rPr>
+        <w:t>Spell Focus and Arcane Firearm.</w:t>
+      </w:r>
+      <w:r>
+        <w:rPr>
+          <w:rFonts w:ascii="Georgia" w:hAnsi="Georgia" w:cs="Georgia"/>
+          <w:b w:val="0"/>
+          <w:i w:val="0"/>
+          <w:color w:val="222222"/>
+          <w:sz w:val="18"/>
+        </w:rPr>
+        <w:t xml:space="preserve"> While holding Boomstick, you can use it as a Spellcasting Focus for your Artificer spells, and it is your designated Arcane Firearm. When you cast an Artificer spell through Boomstick, you can add 1d8 to one of the spell's damage rolls; the extra damage is Thunder damage.</w:t>
+      </w:r>
+    </w:p>
+    <w:p>
+      <w:pPr>
+        <w:pBdr>
+          <w:left w:val="single" w:sz="18" w:space="12" w:color="8B2020"/>
+        </w:pBdr>
+        <w:shd w:val="clear" w:color="auto" w:fill="FCF6F6"/>
+        <w:spacing w:before="30" w:after="70"/>
+        <w:ind w:left="340" w:right="340"/>
+      </w:pPr>
+      <w:r>
+        <w:rPr>
+          <w:rFonts w:ascii="Georgia" w:hAnsi="Georgia" w:cs="Georgia"/>
+          <w:b w:val="0"/>
+          <w:i/>
+          <w:color w:val="222222"/>
+          <w:sz w:val="18"/>
+        </w:rPr>
+        <w:t>Forged by the masters of Glimmerstone.</w:t>
+      </w:r>
+    </w:p>
+    <w:p>
+      <w:pPr>
+        <w:keepNext/>
+        <w:spacing w:before="220" w:after="60"/>
+      </w:pPr>
+      <w:r>
+        <w:rPr>
+          <w:rFonts w:ascii="Georgia" w:hAnsi="Georgia" w:cs="Georgia"/>
+          <w:b/>
+          <w:color w:val="A0522D"/>
+          <w:sz w:val="26"/>
+        </w:rPr>
+        <w:t>Boomstick, Stormcharged (the Storm Cell)</w:t>
+      </w:r>
+    </w:p>
+    <w:p>
+      <w:pPr>
+        <w:pBdr>
+          <w:left w:val="single" w:sz="18" w:space="12" w:color="B8860B"/>
+        </w:pBdr>
+        <w:shd w:val="clear" w:color="auto" w:fill="FBF6EA"/>
+        <w:spacing w:before="30" w:after="70"/>
+        <w:ind w:left="340" w:right="340"/>
+      </w:pPr>
+      <w:r>
+        <w:rPr>
+          <w:rFonts w:ascii="Georgia" w:hAnsi="Georgia" w:cs="Georgia"/>
+          <w:b w:val="0"/>
+          <w:i/>
+          <w:color w:val="222222"/>
+          <w:sz w:val="21"/>
+        </w:rPr>
+        <w:t>“Gearhaven runs on lightning. So does she, now.”</w:t>
+      </w:r>
+    </w:p>
+    <w:p>
+      <w:pPr>
+        <w:keepNext/>
+        <w:spacing w:before="120" w:after="40"/>
+        <w:jc w:val="center"/>
+      </w:pPr>
+      <w:r>
+        <w:drawing>
+          <wp:inline xmlns:a="http://schemas.openxmlformats.org/drawingml/2006/main" xmlns:pic="http://schemas.openxmlformats.org/drawingml/2006/picture">
+            <wp:extent cx="5120640" cy="3410426"/>
+            <wp:docPr id="2" name="Picture 2"/>
+            <wp:cNvGraphicFramePr>
+              <a:graphicFrameLocks noChangeAspect="1"/>
+            </wp:cNvGraphicFramePr>
+            <a:graphic>
+              <a:graphicData uri="http://schemas.openxmlformats.org/drawingml/2006/picture">
+                <pic:pic>
+                  <pic:nvPicPr>
+                    <pic:cNvPr id="0" name="image.jpg"/>
+                    <pic:cNvPicPr/>
+                  </pic:nvPicPr>
+                  <pic:blipFill>
+                    <a:blip r:embed="rId11"/>
+                    <a:stretch>
+                      <a:fillRect/>
+                    </a:stretch>
+                  </pic:blipFill>
+                  <pic:spPr>
+                    <a:xfrm>
+                      <a:off x="0" y="0"/>
+                      <a:ext cx="5120640" cy="3410426"/>
+                    </a:xfrm>
+                    <a:prstGeom prst="rect"/>
+                  </pic:spPr>
+                </pic:pic>
+              </a:graphicData>
+            </a:graphic>
+          </wp:inline>
+        </w:drawing>
+      </w:r>
+    </w:p>
+    <w:p>
+      <w:pPr>
+        <w:spacing w:after="140"/>
+        <w:jc w:val="center"/>
+      </w:pPr>
+      <w:r>
+        <w:rPr>
+          <w:rFonts w:ascii="Georgia" w:hAnsi="Georgia" w:cs="Georgia"/>
+          <w:i/>
+          <w:color w:val="888888"/>
+          <w:sz w:val="18"/>
+        </w:rPr>
+        <w:t>Poots's brightest student, and the bottled lightning of Glimmerspire.</w:t>
+      </w:r>
+    </w:p>
+    <w:p>
+      <w:pPr>
+        <w:spacing w:after="80"/>
+      </w:pPr>
+      <w:r>
+        <w:rPr>
+          <w:rFonts w:ascii="Georgia" w:hAnsi="Georgia" w:cs="Georgia"/>
+          <w:b w:val="0"/>
+          <w:i w:val="0"/>
+          <w:color w:val="222222"/>
+          <w:sz w:val="21"/>
+        </w:rPr>
+        <w:t>On this road Lilly goes home to Glimmerspire, and the masters open the deep workshops for Poots's brightest student. What she brings back is the Storm Cell: a humming capacitor drum fitted to Boomstick's frame, charged each night with bottled lightning, Gearhaven's own element.</w:t>
+      </w:r>
+    </w:p>
+    <w:p>
+      <w:pPr>
+        <w:keepNext/>
+        <w:pBdr>
+          <w:left w:val="single" w:sz="18" w:space="12" w:color="8B2020"/>
+        </w:pBdr>
+        <w:shd w:val="clear" w:color="auto" w:fill="FCF6F6"/>
+        <w:spacing w:before="30" w:after="70"/>
+        <w:ind w:left="340" w:right="340"/>
+      </w:pPr>
+      <w:r>
+        <w:rPr>
+          <w:rFonts w:ascii="Georgia" w:hAnsi="Georgia" w:cs="Georgia"/>
+          <w:b/>
+          <w:color w:val="8B2020"/>
+          <w:sz w:val="22"/>
+        </w:rPr>
+        <w:t>The Storm Cell</w:t>
+      </w:r>
+    </w:p>
+    <w:p>
+      <w:pPr>
+        <w:pBdr>
+          <w:left w:val="single" w:sz="18" w:space="12" w:color="8B2020"/>
+        </w:pBdr>
+        <w:shd w:val="clear" w:color="auto" w:fill="FCF6F6"/>
+        <w:spacing w:before="30" w:after="70"/>
+        <w:ind w:left="340" w:right="340"/>
+      </w:pPr>
+      <w:r>
+        <w:rPr>
+          <w:rFonts w:ascii="Georgia" w:hAnsi="Georgia" w:cs="Georgia"/>
+          <w:b w:val="0"/>
+          <w:i/>
+          <w:color w:val="222222"/>
+          <w:sz w:val="18"/>
+        </w:rPr>
+        <w:t>Wondrous Item (Boomstick augmentation), Rare (Requires Attunement by Lilly)</w:t>
+      </w:r>
+    </w:p>
+    <w:p>
+      <w:pPr>
+        <w:pBdr>
+          <w:left w:val="single" w:sz="18" w:space="12" w:color="8B2020"/>
+        </w:pBdr>
+        <w:shd w:val="clear" w:color="auto" w:fill="FCF6F6"/>
+        <w:spacing w:before="30" w:after="70"/>
+        <w:ind w:left="340" w:right="340"/>
+      </w:pPr>
+      <w:r>
+        <w:rPr>
+          <w:rFonts w:ascii="Georgia" w:hAnsi="Georgia" w:cs="Georgia"/>
+          <w:b/>
+          <w:i w:val="0"/>
+          <w:color w:val="222222"/>
+          <w:sz w:val="18"/>
+        </w:rPr>
         <w:t>Wand of the War Mage.</w:t>
       </w:r>
       <w:r>
@@ -327,7 +523,7 @@
           <w:color w:val="222222"/>
           <w:sz w:val="18"/>
         </w:rPr>
-        <w:t>Spell Focus and Arcane Firearm.</w:t>
+        <w:t>Charged Rounds.</w:t>
       </w:r>
       <w:r>
         <w:rPr>
@@ -337,7 +533,7 @@
           <w:color w:val="222222"/>
           <w:sz w:val="18"/>
         </w:rPr>
-        <w:t xml:space="preserve"> While holding Boomstick, you can use it as a Spellcasting Focus for your Artificer spells, and it is your designated Arcane Firearm. When you cast an Artificer spell through Boomstick, you can add 1d8 to one of the spell's damage rolls; the extra damage is Thunder damage.</w:t>
+        <w:t xml:space="preserve"> The Storm Cell holds two charged rounds of each kind below, and you regain all expended rounds when you finish a Long Rest. If a round requires a saving throw, the DC equals your spell save DC.</w:t>
       </w:r>
     </w:p>
     <w:p>
@@ -357,7 +553,7 @@
           <w:color w:val="222222"/>
           <w:sz w:val="18"/>
         </w:rPr>
-        <w:t>Concussion Infusion.</w:t>
+        <w:t>Arc Round.</w:t>
       </w:r>
       <w:r>
         <w:rPr>
@@ -367,7 +563,67 @@
           <w:color w:val="222222"/>
           <w:sz w:val="18"/>
         </w:rPr>
-        <w:t xml:space="preserve"> When a creature takes damage from a spell you cast through Boomstick, that creature takes an extra 2 Thunder damage and can't take Reactions until the start of its next turn.</w:t>
+        <w:t xml:space="preserve"> When you hit a creature with Boomstick, you can expend one Arc Round to make the shot leap: lightning arcs from the target to up to two other creatures of your choice within 15 feet of it. Each must make a Dexterity saving throw, taking 2d6 Lightning damage on a failed save, or half as much damage on a successful one.</w:t>
+      </w:r>
+    </w:p>
+    <w:p>
+      <w:pPr>
+        <w:pBdr>
+          <w:left w:val="single" w:sz="18" w:space="12" w:color="8B2020"/>
+        </w:pBdr>
+        <w:shd w:val="clear" w:color="auto" w:fill="FCF6F6"/>
+        <w:spacing w:before="30" w:after="70"/>
+        <w:ind w:left="340" w:right="340"/>
+      </w:pPr>
+      <w:r>
+        <w:rPr>
+          <w:rFonts w:ascii="Georgia" w:hAnsi="Georgia" w:cs="Georgia"/>
+          <w:b/>
+          <w:i w:val="0"/>
+          <w:color w:val="222222"/>
+          <w:sz w:val="18"/>
+        </w:rPr>
+        <w:t>Thunder Wave Round.</w:t>
+      </w:r>
+      <w:r>
+        <w:rPr>
+          <w:rFonts w:ascii="Georgia" w:hAnsi="Georgia" w:cs="Georgia"/>
+          <w:b w:val="0"/>
+          <w:i w:val="0"/>
+          <w:color w:val="222222"/>
+          <w:sz w:val="18"/>
+        </w:rPr>
+        <w:t xml:space="preserve"> When you hit a creature with Boomstick, you can expend one Thunder Wave Round to overload the shot: the target takes an extra 1d10 Lightning damage and must succeed on a Constitution saving throw or have the Stunned condition until the end of your next turn.</w:t>
+      </w:r>
+    </w:p>
+    <w:p>
+      <w:pPr>
+        <w:pBdr>
+          <w:left w:val="single" w:sz="18" w:space="12" w:color="8B2020"/>
+        </w:pBdr>
+        <w:shd w:val="clear" w:color="auto" w:fill="FCF6F6"/>
+        <w:spacing w:before="30" w:after="70"/>
+        <w:ind w:left="340" w:right="340"/>
+      </w:pPr>
+      <w:r>
+        <w:rPr>
+          <w:rFonts w:ascii="Georgia" w:hAnsi="Georgia" w:cs="Georgia"/>
+          <w:b/>
+          <w:i w:val="0"/>
+          <w:color w:val="222222"/>
+          <w:sz w:val="18"/>
+        </w:rPr>
+        <w:t>Counter-Bolt.</w:t>
+      </w:r>
+      <w:r>
+        <w:rPr>
+          <w:rFonts w:ascii="Georgia" w:hAnsi="Georgia" w:cs="Georgia"/>
+          <w:b w:val="0"/>
+          <w:i w:val="0"/>
+          <w:color w:val="222222"/>
+          <w:sz w:val="18"/>
+        </w:rPr>
+        <w:t xml:space="preserve"> When a creature you can see within 60 feet makes an attack roll against one of your allies, you can take a Reaction and expend one Counter-Bolt to fire into the attack: the triggering attack roll has Disadvantage, and you make one Boomstick attack against the creature. On a hit, it takes an extra 1d10 Lightning damage.</w:t>
       </w:r>
     </w:p>
     <w:p>
@@ -397,7 +653,7 @@
           <w:color w:val="222222"/>
           <w:sz w:val="18"/>
         </w:rPr>
-        <w:t xml:space="preserve"> When you cast True Strike using Boomstick, the attack uses your Intelligence and counts as a spell attack, gaining Boomstick's +2 bonus to spell attack rolls and ignoring Half Cover. On a hit, the attack deals Boomstick's Thunder damage plus the spell's Radiant damage.</w:t>
+        <w:t xml:space="preserve"> When you cast True Strike using Boomstick, the attack uses your Intelligence and counts as a spell attack, gaining the Storm Cell's +2 bonus to spell attack rolls and ignoring Half Cover. On a hit, the attack deals Boomstick's Thunder damage plus the spell's Radiant damage.</w:t>
       </w:r>
     </w:p>
     <w:p>
@@ -417,7 +673,7 @@
           <w:color w:val="222222"/>
           <w:sz w:val="18"/>
         </w:rPr>
-        <w:t>Forged by the masters of Glimmerstone.</w:t>
+        <w:t>Fitted by the masters of Glimmerstone, in the workshop where Boomstick was born.</w:t>
       </w:r>
     </w:p>
     <w:p>
@@ -453,7 +709,7 @@
             <wp:extent cx="2194560" cy="2194560"/>
             <wp:effectExtent l="0" t="0" r="0" b="0"/>
             <wp:wrapSquare wrapText="bothSides"/>
-            <wp:docPr id="2" name="Picture 2"/>
+            <wp:docPr id="3" name="Picture 3"/>
             <wp:cNvGraphicFramePr/>
             <a:graphic xmlns:pic="http://schemas.openxmlformats.org/drawingml/2006/picture">
               <a:graphicData uri="http://schemas.openxmlformats.org/drawingml/2006/picture">
@@ -463,7 +719,7 @@
                     <pic:cNvPicPr/>
                   </pic:nvPicPr>
                   <pic:blipFill>
-                    <a:blip r:embed="rId11"/>
+                    <a:blip r:embed="rId12"/>
                     <a:stretch>
                       <a:fillRect/>
                     </a:stretch>
@@ -926,7 +1182,7 @@
             <wp:extent cx="2148840" cy="2148840"/>
             <wp:effectExtent l="0" t="0" r="0" b="0"/>
             <wp:wrapSquare wrapText="bothSides"/>
-            <wp:docPr id="3" name="Picture 3"/>
+            <wp:docPr id="4" name="Picture 4"/>
             <wp:cNvGraphicFramePr/>
             <a:graphic xmlns:pic="http://schemas.openxmlformats.org/drawingml/2006/picture">
               <a:graphicData uri="http://schemas.openxmlformats.org/drawingml/2006/picture">
@@ -936,7 +1192,7 @@
                     <pic:cNvPicPr/>
                   </pic:nvPicPr>
                   <pic:blipFill>
-                    <a:blip r:embed="rId12"/>
+                    <a:blip r:embed="rId13"/>
                     <a:stretch>
                       <a:fillRect/>
                     </a:stretch>

--- a/characters/path_rewards/glimmerstone_artifacts_v3.docx
+++ b/characters/path_rewards/glimmerstone_artifacts_v3.docx
@@ -523,7 +523,7 @@
           <w:color w:val="222222"/>
           <w:sz w:val="18"/>
         </w:rPr>
-        <w:t>Charged Rounds.</w:t>
+        <w:t>Storm-Arc.</w:t>
       </w:r>
       <w:r>
         <w:rPr>
@@ -533,7 +533,7 @@
           <w:color w:val="222222"/>
           <w:sz w:val="18"/>
         </w:rPr>
-        <w:t xml:space="preserve"> The Storm Cell holds two charged rounds of each kind below, and you regain all expended rounds when you finish a Long Rest. If a round requires a saving throw, the DC equals your spell save DC.</w:t>
+        <w:t xml:space="preserve"> The drum never stops humming. Whenever you hit a creature with Boomstick, lightning arcs from the target to up to two other creatures of your choice within 15 feet of it. Each must make a Dexterity saving throw against your spell save DC, taking 2d6 Lightning damage on a failed save, or half as much damage on a successful one.</w:t>
       </w:r>
     </w:p>
     <w:p>
@@ -553,7 +553,7 @@
           <w:color w:val="222222"/>
           <w:sz w:val="18"/>
         </w:rPr>
-        <w:t>Arc Round.</w:t>
+        <w:t>Charged Rounds.</w:t>
       </w:r>
       <w:r>
         <w:rPr>
@@ -563,7 +563,7 @@
           <w:color w:val="222222"/>
           <w:sz w:val="18"/>
         </w:rPr>
-        <w:t xml:space="preserve"> When you hit a creature with Boomstick, you can expend one Arc Round to make the shot leap: lightning arcs from the target to up to two other creatures of your choice within 15 feet of it. Each must make a Dexterity saving throw, taking 2d6 Lightning damage on a failed save, or half as much damage on a successful one.</w:t>
+        <w:t xml:space="preserve"> The Storm Cell holds two Thunder Wave Rounds and two Counter-Bolts, and you regain all expended rounds when you finish a Long Rest. If a round requires a saving throw, the DC equals your spell save DC.</w:t>
       </w:r>
     </w:p>
     <w:p>

--- a/characters/path_rewards/glimmerstone_artifacts_v3.docx
+++ b/characters/path_rewards/glimmerstone_artifacts_v3.docx
@@ -533,7 +533,7 @@
           <w:color w:val="222222"/>
           <w:sz w:val="18"/>
         </w:rPr>
-        <w:t xml:space="preserve"> The drum never stops humming. Whenever you hit a creature with Boomstick, lightning arcs from the target to up to two other creatures of your choice within 15 feet of it. Each must make a Dexterity saving throw against your spell save DC, taking 2d6 Lightning damage on a failed save, or half as much damage on a successful one.</w:t>
+        <w:t xml:space="preserve"> The drum never stops humming. Whenever you hit a creature with Boomstick, the shot crackles: the target takes an extra 1d6 Lightning damage, and lightning arcs from it to up to two other creatures of your choice within 15 feet of it. Each arced creature must make a Dexterity saving throw against your spell save DC, taking 2d6 Lightning damage on a failed save, or half as much damage on a successful one.</w:t>
       </w:r>
     </w:p>
     <w:p>

--- a/characters/path_rewards/glimmerstone_artifacts_v3.docx
+++ b/characters/path_rewards/glimmerstone_artifacts_v3.docx
@@ -111,7 +111,7 @@
           <w:color w:val="222222"/>
           <w:sz w:val="21"/>
         </w:rPr>
-        <w:t>Three masterworks of deep gnome artifice, forged for Lilly Glimmergear in the year apart. Three masterworks, one choice. Each door of Lilly's year apart leads to one of these treasures: stay and build the portal (the Sentinel), go home to Glimmerspire and Poots (the Storm Cell), or give the year to mote research (the Awakened Sphere). And on every road she carries Boomstick, Poots's parting work: a Level 7 Artillerist does not walk into the rifts without her sidearm. Boomstick takes the dagger's watch on every road, so the Frostbite Shard retires to her belt, unattuned, a keepsake and one day a gift. The attunement ledger runs light: the Sphere's road holds two of three (Dynamo, Sphere); the Sentinel's road just one (the guardian itself, the Dynamo rebuilt inside it); the Storm Cell's road two (Dynamo, the Cell). Room to grow on every path.</w:t>
+        <w:t>One weapon and one mastery, forged for Lilly Glimmergear in the year apart. Wherever her road leads, Poots's parting work finds her: Boomstick, the sidearm no Level 7 Artillerist walks into the rifts without. On top of the gun, the year teaches her a single mastery of three: stay and build the portal (Sentinel Protocol), go home to Glimmerspire and Poots (Stormgunner), or give the year to mote research (Aether Channeler). The mastery is hers, learned into hand and mind, not an item on her belt, so her attunements stay free for the Pocket Dynamo and whatever the rifts yield. The Frostbite Shard retires to her belt, a keepsake and one day a gift.</w:t>
       </w:r>
     </w:p>
     <w:p>
@@ -247,7 +247,7 @@
           <w:color w:val="222222"/>
           <w:sz w:val="18"/>
         </w:rPr>
-        <w:t>Weapon (Repeating Pistol), Rare</w:t>
+        <w:t>Weapon (Repeating Pistol), Very Rare</w:t>
       </w:r>
     </w:p>
     <w:p>
@@ -342,7 +342,7 @@
           <w:color w:val="A0522D"/>
           <w:sz w:val="26"/>
         </w:rPr>
-        <w:t>Boomstick, Stormcharged (the Storm Cell)</w:t>
+        <w:t>Stormgunner (the Glimmerspire Road)</w:t>
       </w:r>
     </w:p>
     <w:p>
@@ -433,7 +433,7 @@
           <w:color w:val="222222"/>
           <w:sz w:val="21"/>
         </w:rPr>
-        <w:t>On this road Lilly goes home to Glimmerspire, and the masters open the deep workshops for Poots's brightest student. What she brings back is the Storm Cell: a humming capacitor drum fitted to Boomstick's frame, charged each night with bottled lightning, Gearhaven's own element.</w:t>
+        <w:t>On this road Lilly goes home to Glimmerspire, and the masters open the deep workshops for Poots's brightest student. What she brings back is not a device but a way of shooting: Boomstick becomes an extension of her own hand, stormcharged.</w:t>
       </w:r>
     </w:p>
     <w:p>
@@ -453,7 +453,7 @@
           <w:color w:val="8B2020"/>
           <w:sz w:val="22"/>
         </w:rPr>
-        <w:t>The Storm Cell</w:t>
+        <w:t>Stormgunner</w:t>
       </w:r>
     </w:p>
     <w:p>
@@ -473,7 +473,7 @@
           <w:color w:val="222222"/>
           <w:sz w:val="18"/>
         </w:rPr>
-        <w:t>Wondrous Item (Boomstick augmentation), Rare (Requires Attunement by Lilly)</w:t>
+        <w:t>Path Feat (chosen in the year apart; requires Boomstick)</w:t>
       </w:r>
     </w:p>
     <w:p>
@@ -493,7 +493,7 @@
           <w:color w:val="222222"/>
           <w:sz w:val="18"/>
         </w:rPr>
-        <w:t>Wand of the War Mage.</w:t>
+        <w:t>War-Trained.</w:t>
       </w:r>
       <w:r>
         <w:rPr>
@@ -503,7 +503,7 @@
           <w:color w:val="222222"/>
           <w:sz w:val="18"/>
         </w:rPr>
-        <w:t xml:space="preserve"> While holding Boomstick, you gain a +2 bonus to spell attack rolls, and you ignore Half Cover when making a spell attack. Your Eldritch Cannon also gains a +2 bonus to its attack rolls.</w:t>
+        <w:t xml:space="preserve"> You have Advantage on Constitution saving throws you make to maintain Concentration, and you can perform the Somatic components of your Artificer spells even when you have Boomstick or a Shield in one or both hands.</w:t>
       </w:r>
     </w:p>
     <w:p>
@@ -533,7 +533,7 @@
           <w:color w:val="222222"/>
           <w:sz w:val="18"/>
         </w:rPr>
-        <w:t xml:space="preserve"> The drum never stops humming. Whenever you hit a creature with Boomstick, the shot crackles: the target takes an extra 1d6 Lightning damage, and lightning arcs from it to up to two other creatures of your choice within 15 feet of it. Each arced creature must make a Dexterity saving throw against your spell save DC, taking 2d6 Lightning damage on a failed save, or half as much damage on a successful one.</w:t>
+        <w:t xml:space="preserve"> When you hit a creature with Boomstick, that creature takes an extra 1d6 Lightning damage, and the lightning arcs from it to up to two other creatures of your choice within 15 feet of it. Each arced creature makes a Dexterity saving throw against your spell save DC, taking 2d6 Lightning damage on a failed save or half as much damage on a successful one.</w:t>
       </w:r>
     </w:p>
     <w:p>
@@ -553,7 +553,7 @@
           <w:color w:val="222222"/>
           <w:sz w:val="18"/>
         </w:rPr>
-        <w:t>Charged Rounds.</w:t>
+        <w:t>Counter-Bolt (twice per Long Rest).</w:t>
       </w:r>
       <w:r>
         <w:rPr>
@@ -563,7 +563,7 @@
           <w:color w:val="222222"/>
           <w:sz w:val="18"/>
         </w:rPr>
-        <w:t xml:space="preserve"> The Storm Cell holds two Thunder Wave Rounds and two Counter-Bolts, and you regain all expended rounds when you finish a Long Rest. If a round requires a saving throw, the DC equals your spell save DC.</w:t>
+        <w:t xml:space="preserve"> When a creature you can see within 60 feet of you makes an attack roll against one of your allies, you can take a Reaction to fire Boomstick into the attack. The triggering attack roll has Disadvantage, and you make one attack with Boomstick against the attacker; on a hit, the target takes an extra 1d10 Lightning damage.</w:t>
       </w:r>
     </w:p>
     <w:p>
@@ -583,7 +583,7 @@
           <w:color w:val="222222"/>
           <w:sz w:val="18"/>
         </w:rPr>
-        <w:t>Thunder Wave Round.</w:t>
+        <w:t>Overloaded Shot (twice per Long Rest).</w:t>
       </w:r>
       <w:r>
         <w:rPr>
@@ -593,67 +593,7 @@
           <w:color w:val="222222"/>
           <w:sz w:val="18"/>
         </w:rPr>
-        <w:t xml:space="preserve"> When you hit a creature with Boomstick, you can expend one Thunder Wave Round to overload the shot: the target takes an extra 1d10 Lightning damage and must succeed on a Constitution saving throw or have the Stunned condition until the end of your next turn.</w:t>
-      </w:r>
-    </w:p>
-    <w:p>
-      <w:pPr>
-        <w:pBdr>
-          <w:left w:val="single" w:sz="18" w:space="12" w:color="8B2020"/>
-        </w:pBdr>
-        <w:shd w:val="clear" w:color="auto" w:fill="FCF6F6"/>
-        <w:spacing w:before="30" w:after="70"/>
-        <w:ind w:left="340" w:right="340"/>
-      </w:pPr>
-      <w:r>
-        <w:rPr>
-          <w:rFonts w:ascii="Georgia" w:hAnsi="Georgia" w:cs="Georgia"/>
-          <w:b/>
-          <w:i w:val="0"/>
-          <w:color w:val="222222"/>
-          <w:sz w:val="18"/>
-        </w:rPr>
-        <w:t>Counter-Bolt.</w:t>
-      </w:r>
-      <w:r>
-        <w:rPr>
-          <w:rFonts w:ascii="Georgia" w:hAnsi="Georgia" w:cs="Georgia"/>
-          <w:b w:val="0"/>
-          <w:i w:val="0"/>
-          <w:color w:val="222222"/>
-          <w:sz w:val="18"/>
-        </w:rPr>
-        <w:t xml:space="preserve"> When a creature you can see within 60 feet makes an attack roll against one of your allies, you can take a Reaction and expend one Counter-Bolt to fire into the attack: the triggering attack roll has Disadvantage, and you make one Boomstick attack against the creature. On a hit, it takes an extra 1d10 Lightning damage.</w:t>
-      </w:r>
-    </w:p>
-    <w:p>
-      <w:pPr>
-        <w:pBdr>
-          <w:left w:val="single" w:sz="18" w:space="12" w:color="8B2020"/>
-        </w:pBdr>
-        <w:shd w:val="clear" w:color="auto" w:fill="FCF6F6"/>
-        <w:spacing w:before="30" w:after="70"/>
-        <w:ind w:left="340" w:right="340"/>
-      </w:pPr>
-      <w:r>
-        <w:rPr>
-          <w:rFonts w:ascii="Georgia" w:hAnsi="Georgia" w:cs="Georgia"/>
-          <w:b/>
-          <w:i w:val="0"/>
-          <w:color w:val="222222"/>
-          <w:sz w:val="18"/>
-        </w:rPr>
-        <w:t>Made to Channel.</w:t>
-      </w:r>
-      <w:r>
-        <w:rPr>
-          <w:rFonts w:ascii="Georgia" w:hAnsi="Georgia" w:cs="Georgia"/>
-          <w:b w:val="0"/>
-          <w:i w:val="0"/>
-          <w:color w:val="222222"/>
-          <w:sz w:val="18"/>
-        </w:rPr>
-        <w:t xml:space="preserve"> When you cast True Strike using Boomstick, the attack uses your Intelligence and counts as a spell attack, gaining the Storm Cell's +2 bonus to spell attack rolls and ignoring Half Cover. On a hit, the attack deals Boomstick's Thunder damage plus the spell's Radiant damage.</w:t>
+        <w:t xml:space="preserve"> When you hit a creature with Boomstick, you can overload the shot to deal an extra 1d10 Lightning damage; the target must succeed on a Constitution saving throw against your spell save DC or have the Stunned condition until the end of your next turn.</w:t>
       </w:r>
     </w:p>
     <w:p>
@@ -673,7 +613,7 @@
           <w:color w:val="222222"/>
           <w:sz w:val="18"/>
         </w:rPr>
-        <w:t>Fitted by the masters of Glimmerstone, in the workshop where Boomstick was born.</w:t>
+        <w:t>A way of shooting learned in the workshops of Glimmerstone.</w:t>
       </w:r>
     </w:p>
     <w:p>
@@ -689,7 +629,7 @@
           <w:color w:val="A0522D"/>
           <w:sz w:val="26"/>
         </w:rPr>
-        <w:t>The Awakened Essence Sphere</w:t>
+        <w:t>Aether Channeler (the Mote-Research Road)</w:t>
       </w:r>
     </w:p>
     <w:p>
@@ -770,7 +710,7 @@
           <w:color w:val="222222"/>
           <w:sz w:val="21"/>
         </w:rPr>
-        <w:t>The Sphere has spent the whole journey quietly pulling loose motes from the air. Now awakened, it holds a swirling jumble of collected aether that powers it from the start, and as the party clears each elemental rift and installs its pure Mote, the Sphere learns that plane's mighty discharge. The Sphere is honest about its bargain: at Session 8 it grants Aether Ward alone (twice per Short Rest), and every one of its five discharges sleeps behind a rift still to be won. What it builds toward is a toolbox of five distinct answers on a strict budget (a firestorm, a lull that stills a warband, a wind at every ally's back, the ground turned weapon, and a shadow's hungry pull), each the size of a spell Lilly has no slot to cast, two of them burning for a full minute while her hands stay free for the cannon. The Sphere bridges the gap between an Artificer and a full caster; it never erases it.</w:t>
+        <w:t>Lilly gives the year to the Sphere, and the Sphere gives it back. It has spent the whole journey quietly pulling loose motes from the air; now she learns to spend what it has gathered. It begins with Aether Ward alone, and as the party clears each elemental rift and installs its pure Mote, the Sphere learns that plane's mighty discharge: five distinct answers on a strict budget, each the size of a spell she has no slot to cast, two of them burning for a full minute while her hands stay free for the cannon.</w:t>
       </w:r>
     </w:p>
     <w:p>
@@ -790,7 +730,7 @@
           <w:color w:val="8B2020"/>
           <w:sz w:val="22"/>
         </w:rPr>
-        <w:t>The Awakened Essence Sphere</w:t>
+        <w:t>Aether Channeler</w:t>
       </w:r>
     </w:p>
     <w:p>
@@ -810,7 +750,7 @@
           <w:color w:val="222222"/>
           <w:sz w:val="18"/>
         </w:rPr>
-        <w:t>Wondrous Item, Rare (Requires Attunement by Lilly)</w:t>
+        <w:t>Path Feat (chosen in the year apart)</w:t>
       </w:r>
     </w:p>
     <w:p>
@@ -840,7 +780,7 @@
           <w:color w:val="222222"/>
           <w:sz w:val="18"/>
         </w:rPr>
-        <w:t xml:space="preserve"> The Sphere's powers share a pool of 2 uses, and you regain all expended uses when you finish a Short Rest. The Sphere starts with the Aether Ward power, and it gains one Elemental Discharge each time a rift's Mote is installed in it. If one of the Sphere's powers requires a saving throw, the DC equals your spell save DC.</w:t>
+        <w:t xml:space="preserve"> You awaken the Essence Sphere you carry. Its powers share a pool of 2 uses, and you regain all expended uses when you finish a Short Rest. You start with the Aether Ward power, and you gain one Elemental Discharge each time a rift's Mote is installed in the Sphere (Ignis, Unda, Aer, Terra, Umbra). If a power requires a saving throw, the DC equals your spell save DC.</w:t>
       </w:r>
     </w:p>
     <w:p>
@@ -860,7 +800,7 @@
           <w:color w:val="222222"/>
           <w:sz w:val="18"/>
         </w:rPr>
-        <w:t>Aether Ward (Base Power).</w:t>
+        <w:t>Aether Ward.</w:t>
       </w:r>
       <w:r>
         <w:rPr>
@@ -870,7 +810,7 @@
           <w:color w:val="222222"/>
           <w:sz w:val="18"/>
         </w:rPr>
-        <w:t xml:space="preserve"> As a Magic action, you can expend 1 use to release the gathered motes as a protective shell. You and each ally within 15 feet of you gain a number of Temporary Hit Points equal to 2d8 plus your Intelligence modifier.</w:t>
+        <w:t xml:space="preserve"> As a Magic action, expend 1 use to release the gathered motes as a protective shell: you and each ally within 15 feet of you gain Temporary Hit Points equal to 2d8 plus your Intelligence modifier.</w:t>
       </w:r>
     </w:p>
     <w:p>
@@ -900,7 +840,7 @@
           <w:color w:val="222222"/>
           <w:sz w:val="18"/>
         </w:rPr>
-        <w:t xml:space="preserve"> A discharge that lasts for 1 minute is sustained by the Sphere and doesn't require Concentration. The Sphere can sustain only one lingering discharge at a time; if you activate a lingering discharge while another is active, the earlier one ends. You can end a lingering discharge early (no action required).</w:t>
+        <w:t xml:space="preserve"> A discharge that lasts 1 minute is sustained by the Sphere and doesn't require Concentration. The Sphere sustains only one lingering discharge at a time; activating another ends the first, and you can end one early (no action required).</w:t>
       </w:r>
     </w:p>
     <w:p>
@@ -920,7 +860,7 @@
           <w:color w:val="222222"/>
           <w:sz w:val="18"/>
         </w:rPr>
-        <w:t>Rift Tracker.</w:t>
+        <w:t>Fire / Ignis, Cinderstorm.</w:t>
       </w:r>
       <w:r>
         <w:rPr>
@@ -930,47 +870,7 @@
           <w:color w:val="222222"/>
           <w:sz w:val="18"/>
         </w:rPr>
-        <w:t xml:space="preserve"> When a rift's Mote is installed in the Sphere, record it: Ignis, Unda, Aer, Terra, Umbra.</w:t>
-      </w:r>
-    </w:p>
-    <w:p>
-      <w:pPr>
-        <w:keepNext/>
-        <w:pBdr>
-          <w:left w:val="single" w:sz="18" w:space="12" w:color="8B2020"/>
-        </w:pBdr>
-        <w:shd w:val="clear" w:color="auto" w:fill="FCF6F6"/>
-        <w:spacing w:before="30" w:after="70"/>
-        <w:ind w:left="340" w:right="340"/>
-      </w:pPr>
-      <w:r>
-        <w:rPr>
-          <w:rFonts w:ascii="Georgia" w:hAnsi="Georgia" w:cs="Georgia"/>
-          <w:b/>
-          <w:color w:val="8B2020"/>
-          <w:sz w:val="22"/>
-        </w:rPr>
-        <w:t>Elemental Discharges</w:t>
-      </w:r>
-    </w:p>
-    <w:p>
-      <w:pPr>
-        <w:pBdr>
-          <w:left w:val="single" w:sz="18" w:space="12" w:color="8B2020"/>
-        </w:pBdr>
-        <w:shd w:val="clear" w:color="auto" w:fill="FCF6F6"/>
-        <w:spacing w:before="30" w:after="70"/>
-        <w:ind w:left="340" w:right="340"/>
-      </w:pPr>
-      <w:r>
-        <w:rPr>
-          <w:rFonts w:ascii="Georgia" w:hAnsi="Georgia" w:cs="Georgia"/>
-          <w:b w:val="0"/>
-          <w:i/>
-          <w:color w:val="222222"/>
-          <w:sz w:val="18"/>
-        </w:rPr>
-        <w:t>Each unlocks when its rift is cleared and its Mote installed. The menu grows as the campaign goes.</w:t>
+        <w:t xml:space="preserve"> As a Magic action, expend 1 use to unleash a firestorm in a 40-foot-radius Sphere centered on a point within 120 feet of yourself. Each creature there makes a Dexterity saving throw, taking 8d6 Fire damage on a failed save or half as much on a success. Until the start of your next turn the area is Difficult Terrain, and a creature that enters it for the first time on a turn or starts its turn there takes 2d6 Fire damage.</w:t>
       </w:r>
     </w:p>
     <w:p>
@@ -990,7 +890,7 @@
           <w:color w:val="222222"/>
           <w:sz w:val="18"/>
         </w:rPr>
-        <w:t>Fire / Ignis, Cinderstorm (LOCKED).</w:t>
+        <w:t>Water / Unda, the Drowning Lull.</w:t>
       </w:r>
       <w:r>
         <w:rPr>
@@ -1000,7 +900,7 @@
           <w:color w:val="222222"/>
           <w:sz w:val="18"/>
         </w:rPr>
-        <w:t xml:space="preserve"> As a Magic action, you can expend 1 use to unleash a firestorm that fills a 40-foot-radius Sphere centered on a point within 120 feet of yourself. Each creature in the Sphere must make a Dexterity saving throw, taking 8d6 Fire damage on a failed save or half as much damage on a successful one. Until the start of your next turn, the area burns: it is Difficult Terrain, and any creature that enters the area or starts its turn there takes 2d6 Fire damage.</w:t>
+        <w:t xml:space="preserve"> As a Magic action, expend 1 use to fill a 20-foot-radius Sphere within 120 feet with the shimmer of deep water. Each creature there must succeed on a Wisdom saving throw or have the Incapacitated condition and a Speed of 0 for 1 minute, standing entranced. It ends early for a creature that takes damage or is shaken awake by an ally's action within 5 feet.</w:t>
       </w:r>
     </w:p>
     <w:p>
@@ -1020,7 +920,7 @@
           <w:color w:val="222222"/>
           <w:sz w:val="18"/>
         </w:rPr>
-        <w:t>Water / Unda, the Drowning Lull (LOCKED).</w:t>
+        <w:t>Air / Aer, Tailwind.</w:t>
       </w:r>
       <w:r>
         <w:rPr>
@@ -1030,7 +930,7 @@
           <w:color w:val="222222"/>
           <w:sz w:val="18"/>
         </w:rPr>
-        <w:t xml:space="preserve"> As a Magic action, you can expend 1 use to fill a 20-foot-radius Sphere centered on a point within 120 feet of yourself with the sound and shimmer of deep water. Each creature in the Sphere must succeed on a Wisdom saving throw or have the Incapacitated condition and a Speed of 0 as it stands entranced, staring into deep water only it can see. The lull lasts for 1 minute. It ends early for a creature that takes damage or if another creature within 5 feet of it takes an action to shake it awake.</w:t>
+        <w:t xml:space="preserve"> As a Magic action, expend 1 use to send a following wind about your allies. For 1 minute, you and any number of allies within 30 feet of you gain a +2 bonus to attack rolls and saving throws, and your Speeds increase by 10 feet.</w:t>
       </w:r>
     </w:p>
     <w:p>
@@ -1050,7 +950,7 @@
           <w:color w:val="222222"/>
           <w:sz w:val="18"/>
         </w:rPr>
-        <w:t>Air / Aer, Tailwind (LOCKED).</w:t>
+        <w:t>Earth / Terra, Tectonic Slam.</w:t>
       </w:r>
       <w:r>
         <w:rPr>
@@ -1060,7 +960,7 @@
           <w:color w:val="222222"/>
           <w:sz w:val="18"/>
         </w:rPr>
-        <w:t xml:space="preserve"> As a Magic action, you can expend 1 use to send a following wind about your allies. For 1 minute, you and any number of allies within 30 feet of you gain a +2 bonus to attack rolls and saving throws, and your Speeds increase by 10 feet.</w:t>
+        <w:t xml:space="preserve"> As a Magic action, expend 1 use to erupt the ground in a 20-foot-radius Sphere within 120 feet. Each creature there must succeed on a Dexterity saving throw or take 7d8 Force damage and have the Prone condition. Until the start of your next turn the raised stone is Difficult Terrain, a creature takes 5 Piercing damage for every 5 feet it moves there, and you and your allies have Half Cover while in the area.</w:t>
       </w:r>
     </w:p>
     <w:p>
@@ -1080,7 +980,7 @@
           <w:color w:val="222222"/>
           <w:sz w:val="18"/>
         </w:rPr>
-        <w:t>Earth / Terra, Tectonic Slam (LOCKED).</w:t>
+        <w:t>Shadow / Umbra, Soul Siphon.</w:t>
       </w:r>
       <w:r>
         <w:rPr>
@@ -1090,37 +990,7 @@
           <w:color w:val="222222"/>
           <w:sz w:val="18"/>
         </w:rPr>
-        <w:t xml:space="preserve"> As a Magic action, you can expend 1 use to make the ground erupt in a 20-foot-radius Sphere centered on a point within 120 feet of yourself. Each creature in the Sphere must succeed on a Dexterity saving throw or take 7d8 Force damage and have the Prone condition. Until the start of your next turn, the raised stone makes the area Difficult Terrain, a creature takes 5 Piercing damage for every 5 feet it moves in the area, and you and your allies have Half Cover while in the area.</w:t>
-      </w:r>
-    </w:p>
-    <w:p>
-      <w:pPr>
-        <w:pBdr>
-          <w:left w:val="single" w:sz="18" w:space="12" w:color="8B2020"/>
-        </w:pBdr>
-        <w:shd w:val="clear" w:color="auto" w:fill="FCF6F6"/>
-        <w:spacing w:before="30" w:after="70"/>
-        <w:ind w:left="340" w:right="340"/>
-      </w:pPr>
-      <w:r>
-        <w:rPr>
-          <w:rFonts w:ascii="Georgia" w:hAnsi="Georgia" w:cs="Georgia"/>
-          <w:b/>
-          <w:i w:val="0"/>
-          <w:color w:val="222222"/>
-          <w:sz w:val="18"/>
-        </w:rPr>
-        <w:t>Shadow / Umbra, Soul Siphon (LOCKED).</w:t>
-      </w:r>
-      <w:r>
-        <w:rPr>
-          <w:rFonts w:ascii="Georgia" w:hAnsi="Georgia" w:cs="Georgia"/>
-          <w:b w:val="0"/>
-          <w:i w:val="0"/>
-          <w:color w:val="222222"/>
-          <w:sz w:val="18"/>
-        </w:rPr>
-        <w:t xml:space="preserve"> As a Magic action, you can expend 1 use to target one creature within 60 feet of yourself. The target must make a Constitution saving throw, taking 8d6 Necrotic damage on a failed save or half as much damage on a successful one. You, or one ally within 30 feet of you, regains a number of Hit Points equal to half the Necrotic damage dealt.</w:t>
+        <w:t xml:space="preserve"> As a Magic action, expend 1 use to target one creature within 60 feet. It makes a Constitution saving throw, taking 8d6 Necrotic damage on a failed save or half as much on a success. You, or an ally within 30 feet of you, regains Hit Points equal to half the Necrotic damage dealt.</w:t>
       </w:r>
     </w:p>
     <w:p>
@@ -1135,7 +1005,7 @@
           <w:color w:val="A0522D"/>
           <w:sz w:val="26"/>
         </w:rPr>
-        <w:t>The Sentinel</w:t>
+        <w:t>Sentinel Protocol (the Portal Road)</w:t>
       </w:r>
     </w:p>
     <w:p>
@@ -1156,6 +1026,21 @@
           <w:sz w:val="21"/>
         </w:rPr>
         <w:t>“An upgraded Eldritch Cannon, rebuilt at the bench into a faithful guardian.”</w:t>
+      </w:r>
+    </w:p>
+    <w:p>
+      <w:pPr>
+        <w:spacing w:after="80"/>
+      </w:pPr>
+      <w:r>
+        <w:rPr>
+          <w:rFonts w:ascii="Georgia" w:hAnsi="Georgia" w:cs="Georgia"/>
+          <w:b w:val="0"/>
+          <w:i w:val="0"/>
+          <w:color w:val="222222"/>
+          <w:sz w:val="21"/>
+        </w:rPr>
+        <w:t>On this road Lilly stays in Gearhaven and builds beside Vane, and her Eldritch Cannon grows up. It walks on its own, blasts or shields on her command, and never makes her choose just one mode again.</w:t>
       </w:r>
     </w:p>
     <w:p>
@@ -1238,7 +1123,7 @@
           <w:color w:val="222222"/>
           <w:sz w:val="17"/>
         </w:rPr>
-        <w:t>Medium Construct (the Pocket Dynamo, rebuilt; Requires Attunement by Lilly)</w:t>
+        <w:t>Medium Construct (your Eldritch Cannon, rebuilt; granted by the Sentinel Protocol feat)</w:t>
       </w:r>
     </w:p>
     <w:p>
@@ -1618,7 +1503,7 @@
           <w:color w:val="222222"/>
           <w:sz w:val="18"/>
         </w:rPr>
-        <w:t xml:space="preserve">Duration. </w:t>
+        <w:t xml:space="preserve">Rebuilt Cannon. </w:t>
       </w:r>
       <w:r>
         <w:rPr>
@@ -1628,7 +1513,7 @@
           <w:color w:val="222222"/>
           <w:sz w:val="18"/>
         </w:rPr>
-        <w:t>None. The Sentinel remains until it drops to 0 Hit Points or until you dismiss it (no action required). As a Bonus Action, you can deploy or recall it.</w:t>
+        <w:t>The Sentinel is your Eldritch Cannon in a new form: when you would create your Eldritch Cannon, you can create the Sentinel instead. Anything that improves your cannon still applies to it, the Pocket Dynamo included, so you deploy or recall the Sentinel as a Bonus Action for no spell slot, it has no maximum duration, and its Force Blast and Electric Pulse gain the Dynamo's +2 damage. Casting Mending on the Sentinel restores 2d6 Hit Points; if it drops to 0 Hit Points, you can rebuild it by expending a level 1+ spell slot.</w:t>
       </w:r>
     </w:p>
     <w:p>
@@ -1659,36 +1544,6 @@
           <w:sz w:val="18"/>
         </w:rPr>
         <w:t>Add your Proficiency Bonus to any ability check or saving throw the Sentinel makes.</w:t>
-      </w:r>
-    </w:p>
-    <w:p>
-      <w:pPr>
-        <w:pBdr>
-          <w:left w:val="single" w:sz="18" w:space="12" w:color="8B2020"/>
-        </w:pBdr>
-        <w:shd w:val="clear" w:color="auto" w:fill="FCF6F6"/>
-        <w:spacing w:before="30" w:after="20"/>
-        <w:ind w:left="340" w:right="340"/>
-      </w:pPr>
-      <w:r>
-        <w:rPr>
-          <w:rFonts w:ascii="Georgia" w:hAnsi="Georgia" w:cs="Georgia"/>
-          <w:b/>
-          <w:i/>
-          <w:color w:val="222222"/>
-          <w:sz w:val="18"/>
-        </w:rPr>
-        <w:t xml:space="preserve">Rebuilt Dynamo. </w:t>
-      </w:r>
-      <w:r>
-        <w:rPr>
-          <w:rFonts w:ascii="Georgia" w:hAnsi="Georgia" w:cs="Georgia"/>
-          <w:b w:val="0"/>
-          <w:i w:val="0"/>
-          <w:color w:val="222222"/>
-          <w:sz w:val="18"/>
-        </w:rPr>
-        <w:t>The Sentinel replaces your Eldritch Cannon feature: while you are attuned to it, you deploy the Sentinel instead of a cannon, never both at once. Deploying the Sentinel doesn't expend a spell slot, and the Sentinel has no maximum duration. When the Mending spell is cast on the Sentinel, it regains 2d6 Hit Points. If the Sentinel has dropped to 0 Hit Points, you can rebuild it by expending a level 1+ spell slot.</w:t>
       </w:r>
     </w:p>
     <w:p>
@@ -1749,7 +1604,7 @@
           <w:color w:val="222222"/>
           <w:sz w:val="18"/>
         </w:rPr>
-        <w:t>As a Bonus Action, you can activate the Sentinel, and it then takes one of the following actions of your choice.</w:t>
+        <w:t>As a Bonus Action, you can activate the Sentinel; it moves up to 30 feet and takes one of the following actions of your choice.</w:t>
       </w:r>
     </w:p>
     <w:p>
@@ -1779,7 +1634,7 @@
           <w:color w:val="222222"/>
           <w:sz w:val="18"/>
         </w:rPr>
-        <w:t>Ranged Attack Roll: Bonus equals your spell attack modifier, range 120 ft. Hit: 2d8 + your Intelligence modifier Force damage.</w:t>
+        <w:t>Ranged Attack Roll: your spell attack modifier, range 120 ft. Hit: 2d8 + your Intelligence modifier Force damage (+2 from the Pocket Dynamo while attuned).</w:t>
       </w:r>
     </w:p>
     <w:p>
@@ -1809,7 +1664,7 @@
           <w:color w:val="222222"/>
           <w:sz w:val="18"/>
         </w:rPr>
-        <w:t>Dexterity Saving Throw: DC equals your spell save DC, each creature of your choice within 15 feet of the Sentinel. Failure: 2d8 + your Intelligence modifier Lightning damage, and the target can't take Reactions until the start of your next turn. Success: Half damage.</w:t>
+        <w:t>Dexterity Saving Throw: your spell save DC, each creature of your choice within 15 feet of the Sentinel. Failure: 2d8 + your Intelligence modifier Lightning damage (+2 from the Pocket Dynamo while attuned), and the target can't take Reactions until the start of your next turn. Success: Half damage.</w:t>
       </w:r>
     </w:p>
     <w:p>
@@ -1860,7 +1715,7 @@
           <w:color w:val="222222"/>
           <w:sz w:val="18"/>
         </w:rPr>
-        <w:t xml:space="preserve">Guardian Protocol (1/round). </w:t>
+        <w:t xml:space="preserve">Guardian Protocol (1/Round). </w:t>
       </w:r>
       <w:r>
         <w:rPr>
@@ -1900,7 +1755,7 @@
           <w:color w:val="222222"/>
           <w:sz w:val="21"/>
         </w:rPr>
-        <w:t xml:space="preserve"> The old cannon made Lilly choose a mode; the Sentinel walks on its own 30 feet, then blasts or pulses on her Bonus Action (her pick every time), and shields her friends as a Reaction in the same round. Her old kit lives on inside it: the Force Ballista became the Force Blast, the Storm mode became the Electric Pulse, and the Protector stands watch as Guardian Protocol. The Flamethrower was traded for lightning, Gearhaven's own element. Forged by the masters of Glimmerstone.</w:t>
+        <w:t xml:space="preserve"> The old cannon made Lilly choose a mode; the Sentinel walks on its own 30 feet, then blasts or pulses on her Bonus Action (her pick every time), and shields her friends as a Reaction in the same round. Her old kit lives on inside it: the Force Ballista became the Force Blast, the Storm mode became the Electric Pulse, and the Protector stands watch as Guardian Protocol. The Flamethrower was traded for lightning, Gearhaven's own element. Rebuilt at the bench in Gearhaven, from the masters' own designs.</w:t>
       </w:r>
     </w:p>
     <w:sectPr>

--- a/characters/path_rewards/glimmerstone_artifacts_v3.docx
+++ b/characters/path_rewards/glimmerstone_artifacts_v3.docx
@@ -5,80 +5,7 @@
   <w:body>
     <w:p>
       <w:pPr>
-        <w:spacing w:before="480"/>
-        <w:jc w:val="center"/>
-      </w:pPr>
-      <w:r>
-        <w:rPr>
-          <w:rFonts w:ascii="Georgia" w:hAnsi="Georgia" w:cs="Georgia"/>
-          <w:color w:val="B8860B"/>
-          <w:sz w:val="32"/>
-        </w:rPr>
-        <w:t>✦  ✦  ✦</w:t>
-      </w:r>
-    </w:p>
-    <w:p>
-      <w:pPr>
-        <w:spacing w:before="360"/>
-        <w:jc w:val="center"/>
-      </w:pPr>
-      <w:r>
-        <w:rPr>
-          <w:rFonts w:ascii="Georgia" w:hAnsi="Georgia" w:cs="Georgia"/>
-          <w:b/>
-          <w:color w:val="222222"/>
-          <w:sz w:val="30"/>
-        </w:rPr>
-        <w:t>THE GUARDIANS OF ELARIA</w:t>
-      </w:r>
-    </w:p>
-    <w:p>
-      <w:pPr>
-        <w:jc w:val="center"/>
-      </w:pPr>
-      <w:r>
-        <w:rPr>
-          <w:rFonts w:ascii="Georgia" w:hAnsi="Georgia" w:cs="Georgia"/>
-          <w:b/>
-          <w:color w:val="B8860B"/>
-          <w:sz w:val="60"/>
-        </w:rPr>
-        <w:t>THE THREE DOORS: LILLY</w:t>
-      </w:r>
-    </w:p>
-    <w:p>
-      <w:pPr>
-        <w:jc w:val="center"/>
-      </w:pPr>
-      <w:r>
-        <w:rPr>
-          <w:rFonts w:ascii="Georgia" w:hAnsi="Georgia" w:cs="Georgia"/>
-          <w:b/>
-          <w:color w:val="A0522D"/>
-          <w:sz w:val="34"/>
-        </w:rPr>
-        <w:t>Glimmerstone Artifacts</w:t>
-      </w:r>
-    </w:p>
-    <w:p>
-      <w:pPr>
-        <w:spacing w:before="200" w:after="320"/>
-        <w:jc w:val="center"/>
-      </w:pPr>
-      <w:r>
-        <w:rPr>
-          <w:rFonts w:ascii="Georgia" w:hAnsi="Georgia" w:cs="Georgia"/>
-          <w:i/>
-          <w:color w:val="888888"/>
-          <w:sz w:val="19"/>
-        </w:rPr>
-        <w:t>A player handout for The Guardians of Elaria. Choose your door with open eyes.</w:t>
-      </w:r>
-    </w:p>
-    <w:p>
-      <w:pPr>
         <w:keepNext/>
-        <w:pageBreakBefore/>
         <w:spacing w:before="400" w:after="120"/>
         <w:pBdr>
           <w:bottom w:val="single" w:sz="6" w:space="4" w:color="B8860B"/>
